--- a/Start_Here_Prompt.docx
+++ b/Start_Here_Prompt.docx
@@ -38,7 +38,7 @@
         <w:spacing w:after="140"/>
       </w:pPr>
       <w:r>
-        <w:t xml:space="preserve">You do not need to follow the long guide. Install three small programs, download the project, paste one prompt into Claude, fill in a few blanks, and Claude does the setup with you. It works on Windows, Mac and Linux.</w:t>
+        <w:t xml:space="preserve">You do not need to follow the long guide. Install three small programs and a browser extension, log in to your accounts, download the project, paste one prompt into Claude, fill in a few blanks, and Claude does the setup with you. It works on Windows, Mac and Linux.</w:t>
       </w:r>
     </w:p>
     <w:p>
@@ -304,7 +304,7 @@
           </w:tcPr>
           <w:p>
             <w:r>
-              <w:t xml:space="preserve">A Claude account</w:t>
+              <w:t xml:space="preserve">A Claude account on a paid plan (Pro, Max, Team or Enterprise)</w:t>
             </w:r>
           </w:p>
         </w:tc>
@@ -326,7 +326,53 @@
           </w:tcPr>
           <w:p>
             <w:r>
-              <w:t xml:space="preserve">To use Claude Code</w:t>
+              <w:t xml:space="preserve">Needed for Claude Code and for the browser extension</w:t>
+            </w:r>
+          </w:p>
+        </w:tc>
+      </w:tr>
+      <w:tr>
+        <w:tc>
+          <w:tcPr>
+            <w:tcW w:type="dxa" w:w="3700"/>
+            <w:tcBorders>
+              <w:top w:val="single" w:color="BFBFBF" w:sz="4"/>
+              <w:left w:val="single" w:color="BFBFBF" w:sz="4"/>
+              <w:bottom w:val="single" w:color="BFBFBF" w:sz="4"/>
+              <w:right w:val="single" w:color="BFBFBF" w:sz="4"/>
+            </w:tcBorders>
+            <w:tcMar>
+              <w:top w:type="dxa" w:w="70"/>
+              <w:left w:type="dxa" w:w="110"/>
+              <w:bottom w:type="dxa" w:w="70"/>
+              <w:right w:type="dxa" w:w="110"/>
+            </w:tcMar>
+          </w:tcPr>
+          <w:p>
+            <w:r>
+              <w:t xml:space="preserve">Google Chrome (or Microsoft Edge)</w:t>
+            </w:r>
+          </w:p>
+        </w:tc>
+        <w:tc>
+          <w:tcPr>
+            <w:tcW w:type="dxa" w:w="5326"/>
+            <w:tcBorders>
+              <w:top w:val="single" w:color="BFBFBF" w:sz="4"/>
+              <w:left w:val="single" w:color="BFBFBF" w:sz="4"/>
+              <w:bottom w:val="single" w:color="BFBFBF" w:sz="4"/>
+              <w:right w:val="single" w:color="BFBFBF" w:sz="4"/>
+            </w:tcBorders>
+            <w:tcMar>
+              <w:top w:type="dxa" w:w="70"/>
+              <w:left w:type="dxa" w:w="110"/>
+              <w:bottom w:type="dxa" w:w="70"/>
+              <w:right w:type="dxa" w:w="110"/>
+            </w:tcMar>
+          </w:tcPr>
+          <w:p>
+            <w:r>
+              <w:t xml:space="preserve">Claude works in your browser through an extension</w:t>
             </w:r>
           </w:p>
         </w:tc>
@@ -342,7 +388,7 @@
         <w:spacing w:after="140"/>
       </w:pPr>
       <w:r>
-        <w:t xml:space="preserve">Programs: three small programs must be installed once. You do not need a GitHub account, and nothing has to be bought. Follow the part for your computer.</w:t>
+        <w:t xml:space="preserve">Programs: three small programs and one browser extension must be installed once. You do not need a GitHub account, and nothing has to be bought. Follow the part for your computer.</w:t>
       </w:r>
     </w:p>
     <w:p>
@@ -503,7 +549,7 @@
         <w:t xml:space="preserve">Git</w:t>
       </w:r>
       <w:r>
-        <w:t xml:space="preserve"> (recommended). If this line gives an error, skip it; step 2 below has a way without Git:</w:t>
+        <w:t xml:space="preserve"> (recommended). If this line gives an error, skip it; section 3 has a way without Git:</w:t>
       </w:r>
     </w:p>
     <w:p>
@@ -717,10 +763,28 @@
     </w:p>
     <w:p>
       <w:pPr>
+        <w:pStyle w:val="Heading2"/>
+      </w:pPr>
+      <w:r>
+        <w:t xml:space="preserve">The Claude browser extension (Windows and Mac)</w:t>
+      </w:r>
+    </w:p>
+    <w:p>
+      <w:pPr>
         <w:spacing w:after="140"/>
       </w:pPr>
       <w:r>
-        <w:t xml:space="preserve">Links if a command does not work:</w:t>
+        <w:t xml:space="preserve">Claude opens the Facebook, Instagram and TikTok pages for you and clicks through them. For that it needs the </w:t>
+      </w:r>
+      <w:r>
+        <w:rPr>
+          <w:b/>
+          <w:bCs/>
+        </w:rPr>
+        <w:t xml:space="preserve">Claude in Chrome</w:t>
+      </w:r>
+      <w:r>
+        <w:t xml:space="preserve"> extension.</w:t>
       </w:r>
     </w:p>
     <w:p>
@@ -730,10 +794,10 @@
           <w:ilvl w:val="0"/>
           <w:numId w:val="4"/>
         </w:numPr>
-        <w:spacing w:after="70"/>
-      </w:pPr>
-      <w:r>
-        <w:t xml:space="preserve">Claude Code setup: https://code.claude.com/docs/en/setup</w:t>
+        <w:spacing w:after="90"/>
+      </w:pPr>
+      <w:r>
+        <w:t xml:space="preserve">Open Google Chrome and go to https://claude.com/chrome</w:t>
       </w:r>
     </w:p>
     <w:p>
@@ -743,21 +807,20 @@
           <w:ilvl w:val="0"/>
           <w:numId w:val="4"/>
         </w:numPr>
-        <w:spacing w:after="70"/>
-      </w:pPr>
-      <w:r>
-        <w:t xml:space="preserve">The </w:t>
-      </w:r>
-      <w:r>
-        <w:rPr>
-          <w:rFonts w:ascii="Menlo" w:cs="Menlo" w:eastAsia="Menlo" w:hAnsi="Menlo"/>
-          <w:sz w:val="19"/>
-          <w:szCs w:val="19"/>
-        </w:rPr>
-        <w:t xml:space="preserve">uv</w:t>
-      </w:r>
-      <w:r>
-        <w:t xml:space="preserve"> helper: https://docs.astral.sh/uv/getting-started/installation/</w:t>
+        <w:spacing w:after="90"/>
+      </w:pPr>
+      <w:r>
+        <w:t xml:space="preserve">Click </w:t>
+      </w:r>
+      <w:r>
+        <w:rPr>
+          <w:b/>
+          <w:bCs/>
+        </w:rPr>
+        <w:t xml:space="preserve">Add to Chrome</w:t>
+      </w:r>
+      <w:r>
+        <w:t xml:space="preserve"> and confirm.</w:t>
       </w:r>
     </w:p>
     <w:p>
@@ -767,18 +830,10 @@
           <w:ilvl w:val="0"/>
           <w:numId w:val="4"/>
         </w:numPr>
-        <w:spacing w:after="70"/>
-      </w:pPr>
-      <w:r>
-        <w:t xml:space="preserve">Git: https://git-scm.com/downloads</w:t>
-      </w:r>
-    </w:p>
-    <w:p>
-      <w:pPr>
-        <w:pStyle w:val="Heading1"/>
-      </w:pPr>
-      <w:r>
-        <w:t xml:space="preserve">2. Download the project and start Claude</w:t>
+        <w:spacing w:after="90"/>
+      </w:pPr>
+      <w:r>
+        <w:t xml:space="preserve">Click the Claude icon in Chrome's toolbar and log in with your Claude account.</w:t>
       </w:r>
     </w:p>
     <w:p>
@@ -786,15 +841,7 @@
         <w:spacing w:after="140"/>
       </w:pPr>
       <w:r>
-        <w:t xml:space="preserve">From here on, every command is the same on Windows, Mac and Linux.</w:t>
-      </w:r>
-    </w:p>
-    <w:p>
-      <w:pPr>
-        <w:pStyle w:val="Heading2"/>
-      </w:pPr>
-      <w:r>
-        <w:t xml:space="preserve">With Git</w:t>
+        <w:t xml:space="preserve">Without the extension Claude can still do the setup, but it can only give you links and instructions; you would do every click yourself.</w:t>
       </w:r>
     </w:p>
     <w:p>
@@ -802,75 +849,7 @@
         <w:spacing w:after="140"/>
       </w:pPr>
       <w:r>
-        <w:t xml:space="preserve">Paste these lines one at a time and press Enter after each:</w:t>
-      </w:r>
-    </w:p>
-    <w:p>
-      <w:pPr>
-        <w:shd w:fill="F2F2F2" w:val="clear"/>
-        <w:spacing w:after="160" w:before="60"/>
-        <w:ind w:left="200" w:right="200"/>
-      </w:pPr>
-      <w:r>
-        <w:rPr>
-          <w:rFonts w:ascii="Menlo" w:cs="Menlo" w:eastAsia="Menlo" w:hAnsi="Menlo"/>
-          <w:sz w:val="18"/>
-          <w:szCs w:val="18"/>
-        </w:rPr>
-        <w:t xml:space="preserve">cd ~</w:t>
-      </w:r>
-    </w:p>
-    <w:p>
-      <w:pPr>
-        <w:shd w:fill="F2F2F2" w:val="clear"/>
-        <w:spacing w:after="160" w:before="60"/>
-        <w:ind w:left="200" w:right="200"/>
-      </w:pPr>
-      <w:r>
-        <w:rPr>
-          <w:rFonts w:ascii="Menlo" w:cs="Menlo" w:eastAsia="Menlo" w:hAnsi="Menlo"/>
-          <w:sz w:val="18"/>
-          <w:szCs w:val="18"/>
-        </w:rPr>
-        <w:t xml:space="preserve">git clone https://github.com/Urnesto/facebook-ig-mcp.git</w:t>
-      </w:r>
-    </w:p>
-    <w:p>
-      <w:pPr>
-        <w:shd w:fill="F2F2F2" w:val="clear"/>
-        <w:spacing w:after="160" w:before="60"/>
-        <w:ind w:left="200" w:right="200"/>
-      </w:pPr>
-      <w:r>
-        <w:rPr>
-          <w:rFonts w:ascii="Menlo" w:cs="Menlo" w:eastAsia="Menlo" w:hAnsi="Menlo"/>
-          <w:sz w:val="18"/>
-          <w:szCs w:val="18"/>
-        </w:rPr>
-        <w:t xml:space="preserve">cd facebook-ig-mcp</w:t>
-      </w:r>
-    </w:p>
-    <w:p>
-      <w:pPr>
-        <w:shd w:fill="F2F2F2" w:val="clear"/>
-        <w:spacing w:after="160" w:before="60"/>
-        <w:ind w:left="200" w:right="200"/>
-      </w:pPr>
-      <w:r>
-        <w:rPr>
-          <w:rFonts w:ascii="Menlo" w:cs="Menlo" w:eastAsia="Menlo" w:hAnsi="Menlo"/>
-          <w:sz w:val="18"/>
-          <w:szCs w:val="18"/>
-        </w:rPr>
-        <w:t xml:space="preserve">claude</w:t>
-      </w:r>
-    </w:p>
-    <w:p>
-      <w:pPr>
-        <w:pStyle w:val="Heading2"/>
-      </w:pPr>
-      <w:r>
-        <w:t xml:space="preserve">Without Git</w:t>
+        <w:t xml:space="preserve">Links if a command does not work:</w:t>
       </w:r>
     </w:p>
     <w:p>
@@ -880,10 +859,10 @@
           <w:ilvl w:val="0"/>
           <w:numId w:val="5"/>
         </w:numPr>
-        <w:spacing w:after="90"/>
-      </w:pPr>
-      <w:r>
-        <w:t xml:space="preserve">Open this link in your browser. A ZIP file downloads: https://github.com/Urnesto/facebook-ig-mcp/archive/refs/heads/main.zip</w:t>
+        <w:spacing w:after="70"/>
+      </w:pPr>
+      <w:r>
+        <w:t xml:space="preserve">Claude Code setup: https://code.claude.com/docs/en/setup</w:t>
       </w:r>
     </w:p>
     <w:p>
@@ -893,20 +872,10 @@
           <w:ilvl w:val="0"/>
           <w:numId w:val="5"/>
         </w:numPr>
-        <w:spacing w:after="90"/>
-      </w:pPr>
-      <w:r>
-        <w:t xml:space="preserve">Unpack it. On Windows, right-click the file and choose </w:t>
-      </w:r>
-      <w:r>
-        <w:rPr>
-          <w:b/>
-          <w:bCs/>
-        </w:rPr>
-        <w:t xml:space="preserve">Extract All</w:t>
-      </w:r>
-      <w:r>
-        <w:t xml:space="preserve">. On a Mac, double-click it.</w:t>
+        <w:spacing w:after="70"/>
+      </w:pPr>
+      <w:r>
+        <w:t xml:space="preserve">Claude Code with Chrome: https://code.claude.com/docs/en/chrome</w:t>
       </w:r>
     </w:p>
     <w:p>
@@ -916,10 +885,10 @@
           <w:ilvl w:val="0"/>
           <w:numId w:val="5"/>
         </w:numPr>
-        <w:spacing w:after="90"/>
-      </w:pPr>
-      <w:r>
-        <w:t xml:space="preserve">Rename the unpacked folder from </w:t>
+        <w:spacing w:after="70"/>
+      </w:pPr>
+      <w:r>
+        <w:t xml:space="preserve">The </w:t>
       </w:r>
       <w:r>
         <w:rPr>
@@ -927,21 +896,10 @@
           <w:sz w:val="19"/>
           <w:szCs w:val="19"/>
         </w:rPr>
-        <w:t xml:space="preserve">facebook-ig-mcp-main</w:t>
-      </w:r>
-      <w:r>
-        <w:t xml:space="preserve"> to </w:t>
-      </w:r>
-      <w:r>
-        <w:rPr>
-          <w:rFonts w:ascii="Menlo" w:cs="Menlo" w:eastAsia="Menlo" w:hAnsi="Menlo"/>
-          <w:sz w:val="19"/>
-          <w:szCs w:val="19"/>
-        </w:rPr>
-        <w:t xml:space="preserve">facebook-ig-mcp</w:t>
-      </w:r>
-      <w:r>
-        <w:t xml:space="preserve">.</w:t>
+        <w:t xml:space="preserve">uv</w:t>
+      </w:r>
+      <w:r>
+        <w:t xml:space="preserve"> helper: https://docs.astral.sh/uv/getting-started/installation/</w:t>
       </w:r>
     </w:p>
     <w:p>
@@ -951,21 +909,490 @@
           <w:ilvl w:val="0"/>
           <w:numId w:val="5"/>
         </w:numPr>
-        <w:spacing w:after="90"/>
-      </w:pPr>
-      <w:r>
-        <w:t xml:space="preserve">Move the folder into your personal folder: </w:t>
-      </w:r>
-      <w:r>
-        <w:rPr>
-          <w:rFonts w:ascii="Menlo" w:cs="Menlo" w:eastAsia="Menlo" w:hAnsi="Menlo"/>
-          <w:sz w:val="19"/>
-          <w:szCs w:val="19"/>
-        </w:rPr>
-        <w:t xml:space="preserve">C:\Users\YourName</w:t>
-      </w:r>
-      <w:r>
-        <w:t xml:space="preserve"> on Windows, or your home folder on a Mac.</w:t>
+        <w:spacing w:after="70"/>
+      </w:pPr>
+      <w:r>
+        <w:t xml:space="preserve">Git: https://git-scm.com/downloads</w:t>
+      </w:r>
+    </w:p>
+    <w:p>
+      <w:pPr>
+        <w:pStyle w:val="Heading1"/>
+      </w:pPr>
+      <w:r>
+        <w:t xml:space="preserve">2. Log in to your accounts in Chrome first</w:t>
+      </w:r>
+    </w:p>
+    <w:p>
+      <w:pPr>
+        <w:spacing w:after="140"/>
+      </w:pPr>
+      <w:r>
+        <w:t xml:space="preserve">Claude cannot type your passwords, so it cannot log in for you. Before you start Claude, open Chrome and log in to each of these. Stay logged in and leave Chrome open.</w:t>
+      </w:r>
+    </w:p>
+    <w:tbl>
+      <w:tblPr>
+        <w:tblW w:type="dxa" w:w="9026"/>
+        <w:tblBorders>
+          <w:top w:val="single" w:color="auto" w:sz="4"/>
+          <w:left w:val="single" w:color="auto" w:sz="4"/>
+          <w:bottom w:val="single" w:color="auto" w:sz="4"/>
+          <w:right w:val="single" w:color="auto" w:sz="4"/>
+          <w:insideH w:val="single" w:color="auto" w:sz="4"/>
+          <w:insideV w:val="single" w:color="auto" w:sz="4"/>
+        </w:tblBorders>
+      </w:tblPr>
+      <w:tblGrid>
+        <w:gridCol w:w="3000"/>
+        <w:gridCol w:w="4126"/>
+        <w:gridCol w:w="1900"/>
+      </w:tblGrid>
+      <w:tr>
+        <w:trPr>
+          <w:tblHeader/>
+        </w:trPr>
+        <w:tc>
+          <w:tcPr>
+            <w:tcW w:type="dxa" w:w="3000"/>
+            <w:tcBorders>
+              <w:top w:val="single" w:color="BFBFBF" w:sz="4"/>
+              <w:left w:val="single" w:color="BFBFBF" w:sz="4"/>
+              <w:bottom w:val="single" w:color="BFBFBF" w:sz="4"/>
+              <w:right w:val="single" w:color="BFBFBF" w:sz="4"/>
+            </w:tcBorders>
+            <w:shd w:fill="DCE6F1" w:val="clear"/>
+            <w:tcMar>
+              <w:top w:type="dxa" w:w="70"/>
+              <w:left w:type="dxa" w:w="110"/>
+              <w:bottom w:type="dxa" w:w="70"/>
+              <w:right w:type="dxa" w:w="110"/>
+            </w:tcMar>
+          </w:tcPr>
+          <w:p>
+            <w:r>
+              <w:rPr>
+                <w:b/>
+                <w:bCs/>
+              </w:rPr>
+              <w:t xml:space="preserve">Log in to</w:t>
+            </w:r>
+          </w:p>
+        </w:tc>
+        <w:tc>
+          <w:tcPr>
+            <w:tcW w:type="dxa" w:w="4126"/>
+            <w:tcBorders>
+              <w:top w:val="single" w:color="BFBFBF" w:sz="4"/>
+              <w:left w:val="single" w:color="BFBFBF" w:sz="4"/>
+              <w:bottom w:val="single" w:color="BFBFBF" w:sz="4"/>
+              <w:right w:val="single" w:color="BFBFBF" w:sz="4"/>
+            </w:tcBorders>
+            <w:shd w:fill="DCE6F1" w:val="clear"/>
+            <w:tcMar>
+              <w:top w:type="dxa" w:w="70"/>
+              <w:left w:type="dxa" w:w="110"/>
+              <w:bottom w:type="dxa" w:w="70"/>
+              <w:right w:type="dxa" w:w="110"/>
+            </w:tcMar>
+          </w:tcPr>
+          <w:p>
+            <w:r>
+              <w:rPr>
+                <w:b/>
+                <w:bCs/>
+              </w:rPr>
+              <w:t xml:space="preserve">Link</w:t>
+            </w:r>
+          </w:p>
+        </w:tc>
+        <w:tc>
+          <w:tcPr>
+            <w:tcW w:type="dxa" w:w="1900"/>
+            <w:tcBorders>
+              <w:top w:val="single" w:color="BFBFBF" w:sz="4"/>
+              <w:left w:val="single" w:color="BFBFBF" w:sz="4"/>
+              <w:bottom w:val="single" w:color="BFBFBF" w:sz="4"/>
+              <w:right w:val="single" w:color="BFBFBF" w:sz="4"/>
+            </w:tcBorders>
+            <w:shd w:fill="DCE6F1" w:val="clear"/>
+            <w:tcMar>
+              <w:top w:type="dxa" w:w="70"/>
+              <w:left w:type="dxa" w:w="110"/>
+              <w:bottom w:type="dxa" w:w="70"/>
+              <w:right w:type="dxa" w:w="110"/>
+            </w:tcMar>
+          </w:tcPr>
+          <w:p>
+            <w:r>
+              <w:rPr>
+                <w:b/>
+                <w:bCs/>
+              </w:rPr>
+              <w:t xml:space="preserve">Needed for</w:t>
+            </w:r>
+          </w:p>
+        </w:tc>
+      </w:tr>
+      <w:tr>
+        <w:tc>
+          <w:tcPr>
+            <w:tcW w:type="dxa" w:w="3000"/>
+            <w:tcBorders>
+              <w:top w:val="single" w:color="BFBFBF" w:sz="4"/>
+              <w:left w:val="single" w:color="BFBFBF" w:sz="4"/>
+              <w:bottom w:val="single" w:color="BFBFBF" w:sz="4"/>
+              <w:right w:val="single" w:color="BFBFBF" w:sz="4"/>
+            </w:tcBorders>
+            <w:tcMar>
+              <w:top w:type="dxa" w:w="70"/>
+              <w:left w:type="dxa" w:w="110"/>
+              <w:bottom w:type="dxa" w:w="70"/>
+              <w:right w:type="dxa" w:w="110"/>
+            </w:tcMar>
+          </w:tcPr>
+          <w:p>
+            <w:r>
+              <w:t xml:space="preserve">Facebook</w:t>
+            </w:r>
+          </w:p>
+        </w:tc>
+        <w:tc>
+          <w:tcPr>
+            <w:tcW w:type="dxa" w:w="4126"/>
+            <w:tcBorders>
+              <w:top w:val="single" w:color="BFBFBF" w:sz="4"/>
+              <w:left w:val="single" w:color="BFBFBF" w:sz="4"/>
+              <w:bottom w:val="single" w:color="BFBFBF" w:sz="4"/>
+              <w:right w:val="single" w:color="BFBFBF" w:sz="4"/>
+            </w:tcBorders>
+            <w:tcMar>
+              <w:top w:type="dxa" w:w="70"/>
+              <w:left w:type="dxa" w:w="110"/>
+              <w:bottom w:type="dxa" w:w="70"/>
+              <w:right w:type="dxa" w:w="110"/>
+            </w:tcMar>
+          </w:tcPr>
+          <w:p>
+            <w:r>
+              <w:t xml:space="preserve">https://www.facebook.com/login</w:t>
+            </w:r>
+          </w:p>
+        </w:tc>
+        <w:tc>
+          <w:tcPr>
+            <w:tcW w:type="dxa" w:w="1900"/>
+            <w:tcBorders>
+              <w:top w:val="single" w:color="BFBFBF" w:sz="4"/>
+              <w:left w:val="single" w:color="BFBFBF" w:sz="4"/>
+              <w:bottom w:val="single" w:color="BFBFBF" w:sz="4"/>
+              <w:right w:val="single" w:color="BFBFBF" w:sz="4"/>
+            </w:tcBorders>
+            <w:tcMar>
+              <w:top w:type="dxa" w:w="70"/>
+              <w:left w:type="dxa" w:w="110"/>
+              <w:bottom w:type="dxa" w:w="70"/>
+              <w:right w:type="dxa" w:w="110"/>
+            </w:tcMar>
+          </w:tcPr>
+          <w:p>
+            <w:r>
+              <w:t xml:space="preserve">Creating the Page and linking Instagram</w:t>
+            </w:r>
+          </w:p>
+        </w:tc>
+      </w:tr>
+      <w:tr>
+        <w:tc>
+          <w:tcPr>
+            <w:tcW w:type="dxa" w:w="3000"/>
+            <w:tcBorders>
+              <w:top w:val="single" w:color="BFBFBF" w:sz="4"/>
+              <w:left w:val="single" w:color="BFBFBF" w:sz="4"/>
+              <w:bottom w:val="single" w:color="BFBFBF" w:sz="4"/>
+              <w:right w:val="single" w:color="BFBFBF" w:sz="4"/>
+            </w:tcBorders>
+            <w:tcMar>
+              <w:top w:type="dxa" w:w="70"/>
+              <w:left w:type="dxa" w:w="110"/>
+              <w:bottom w:type="dxa" w:w="70"/>
+              <w:right w:type="dxa" w:w="110"/>
+            </w:tcMar>
+          </w:tcPr>
+          <w:p>
+            <w:r>
+              <w:t xml:space="preserve">Meta for Developers</w:t>
+            </w:r>
+          </w:p>
+        </w:tc>
+        <w:tc>
+          <w:tcPr>
+            <w:tcW w:type="dxa" w:w="4126"/>
+            <w:tcBorders>
+              <w:top w:val="single" w:color="BFBFBF" w:sz="4"/>
+              <w:left w:val="single" w:color="BFBFBF" w:sz="4"/>
+              <w:bottom w:val="single" w:color="BFBFBF" w:sz="4"/>
+              <w:right w:val="single" w:color="BFBFBF" w:sz="4"/>
+            </w:tcBorders>
+            <w:tcMar>
+              <w:top w:type="dxa" w:w="70"/>
+              <w:left w:type="dxa" w:w="110"/>
+              <w:bottom w:type="dxa" w:w="70"/>
+              <w:right w:type="dxa" w:w="110"/>
+            </w:tcMar>
+          </w:tcPr>
+          <w:p>
+            <w:r>
+              <w:t xml:space="preserve">https://developers.facebook.com/apps/</w:t>
+            </w:r>
+          </w:p>
+        </w:tc>
+        <w:tc>
+          <w:tcPr>
+            <w:tcW w:type="dxa" w:w="1900"/>
+            <w:tcBorders>
+              <w:top w:val="single" w:color="BFBFBF" w:sz="4"/>
+              <w:left w:val="single" w:color="BFBFBF" w:sz="4"/>
+              <w:bottom w:val="single" w:color="BFBFBF" w:sz="4"/>
+              <w:right w:val="single" w:color="BFBFBF" w:sz="4"/>
+            </w:tcBorders>
+            <w:tcMar>
+              <w:top w:type="dxa" w:w="70"/>
+              <w:left w:type="dxa" w:w="110"/>
+              <w:bottom w:type="dxa" w:w="70"/>
+              <w:right w:type="dxa" w:w="110"/>
+            </w:tcMar>
+          </w:tcPr>
+          <w:p>
+            <w:r>
+              <w:t xml:space="preserve">The Meta app and the keys. Click </w:t>
+            </w:r>
+            <w:r>
+              <w:rPr>
+                <w:b/>
+                <w:bCs/>
+              </w:rPr>
+              <w:t xml:space="preserve">Continue with Facebook</w:t>
+            </w:r>
+          </w:p>
+        </w:tc>
+      </w:tr>
+      <w:tr>
+        <w:tc>
+          <w:tcPr>
+            <w:tcW w:type="dxa" w:w="3000"/>
+            <w:tcBorders>
+              <w:top w:val="single" w:color="BFBFBF" w:sz="4"/>
+              <w:left w:val="single" w:color="BFBFBF" w:sz="4"/>
+              <w:bottom w:val="single" w:color="BFBFBF" w:sz="4"/>
+              <w:right w:val="single" w:color="BFBFBF" w:sz="4"/>
+            </w:tcBorders>
+            <w:tcMar>
+              <w:top w:type="dxa" w:w="70"/>
+              <w:left w:type="dxa" w:w="110"/>
+              <w:bottom w:type="dxa" w:w="70"/>
+              <w:right w:type="dxa" w:w="110"/>
+            </w:tcMar>
+          </w:tcPr>
+          <w:p>
+            <w:r>
+              <w:t xml:space="preserve">Instagram</w:t>
+            </w:r>
+          </w:p>
+        </w:tc>
+        <w:tc>
+          <w:tcPr>
+            <w:tcW w:type="dxa" w:w="4126"/>
+            <w:tcBorders>
+              <w:top w:val="single" w:color="BFBFBF" w:sz="4"/>
+              <w:left w:val="single" w:color="BFBFBF" w:sz="4"/>
+              <w:bottom w:val="single" w:color="BFBFBF" w:sz="4"/>
+              <w:right w:val="single" w:color="BFBFBF" w:sz="4"/>
+            </w:tcBorders>
+            <w:tcMar>
+              <w:top w:type="dxa" w:w="70"/>
+              <w:left w:type="dxa" w:w="110"/>
+              <w:bottom w:type="dxa" w:w="70"/>
+              <w:right w:type="dxa" w:w="110"/>
+            </w:tcMar>
+          </w:tcPr>
+          <w:p>
+            <w:r>
+              <w:t xml:space="preserve">https://www.instagram.com/accounts/login/</w:t>
+            </w:r>
+          </w:p>
+        </w:tc>
+        <w:tc>
+          <w:tcPr>
+            <w:tcW w:type="dxa" w:w="1900"/>
+            <w:tcBorders>
+              <w:top w:val="single" w:color="BFBFBF" w:sz="4"/>
+              <w:left w:val="single" w:color="BFBFBF" w:sz="4"/>
+              <w:bottom w:val="single" w:color="BFBFBF" w:sz="4"/>
+              <w:right w:val="single" w:color="BFBFBF" w:sz="4"/>
+            </w:tcBorders>
+            <w:tcMar>
+              <w:top w:type="dxa" w:w="70"/>
+              <w:left w:type="dxa" w:w="110"/>
+              <w:bottom w:type="dxa" w:w="70"/>
+              <w:right w:type="dxa" w:w="110"/>
+            </w:tcMar>
+          </w:tcPr>
+          <w:p>
+            <w:r>
+              <w:t xml:space="preserve">Linking the Instagram account to the Page</w:t>
+            </w:r>
+          </w:p>
+        </w:tc>
+      </w:tr>
+      <w:tr>
+        <w:tc>
+          <w:tcPr>
+            <w:tcW w:type="dxa" w:w="3000"/>
+            <w:tcBorders>
+              <w:top w:val="single" w:color="BFBFBF" w:sz="4"/>
+              <w:left w:val="single" w:color="BFBFBF" w:sz="4"/>
+              <w:bottom w:val="single" w:color="BFBFBF" w:sz="4"/>
+              <w:right w:val="single" w:color="BFBFBF" w:sz="4"/>
+            </w:tcBorders>
+            <w:tcMar>
+              <w:top w:type="dxa" w:w="70"/>
+              <w:left w:type="dxa" w:w="110"/>
+              <w:bottom w:type="dxa" w:w="70"/>
+              <w:right w:type="dxa" w:w="110"/>
+            </w:tcMar>
+          </w:tcPr>
+          <w:p>
+            <w:r>
+              <w:t xml:space="preserve">TikTok</w:t>
+            </w:r>
+          </w:p>
+        </w:tc>
+        <w:tc>
+          <w:tcPr>
+            <w:tcW w:type="dxa" w:w="4126"/>
+            <w:tcBorders>
+              <w:top w:val="single" w:color="BFBFBF" w:sz="4"/>
+              <w:left w:val="single" w:color="BFBFBF" w:sz="4"/>
+              <w:bottom w:val="single" w:color="BFBFBF" w:sz="4"/>
+              <w:right w:val="single" w:color="BFBFBF" w:sz="4"/>
+            </w:tcBorders>
+            <w:tcMar>
+              <w:top w:type="dxa" w:w="70"/>
+              <w:left w:type="dxa" w:w="110"/>
+              <w:bottom w:type="dxa" w:w="70"/>
+              <w:right w:type="dxa" w:w="110"/>
+            </w:tcMar>
+          </w:tcPr>
+          <w:p>
+            <w:r>
+              <w:t xml:space="preserve">https://www.tiktok.com/login</w:t>
+            </w:r>
+          </w:p>
+        </w:tc>
+        <w:tc>
+          <w:tcPr>
+            <w:tcW w:type="dxa" w:w="1900"/>
+            <w:tcBorders>
+              <w:top w:val="single" w:color="BFBFBF" w:sz="4"/>
+              <w:left w:val="single" w:color="BFBFBF" w:sz="4"/>
+              <w:bottom w:val="single" w:color="BFBFBF" w:sz="4"/>
+              <w:right w:val="single" w:color="BFBFBF" w:sz="4"/>
+            </w:tcBorders>
+            <w:tcMar>
+              <w:top w:type="dxa" w:w="70"/>
+              <w:left w:type="dxa" w:w="110"/>
+              <w:bottom w:type="dxa" w:w="70"/>
+              <w:right w:type="dxa" w:w="110"/>
+            </w:tcMar>
+          </w:tcPr>
+          <w:p>
+            <w:r>
+              <w:t xml:space="preserve">Adding your account to the TikTok app (only for TikTok)</w:t>
+            </w:r>
+          </w:p>
+        </w:tc>
+      </w:tr>
+      <w:tr>
+        <w:tc>
+          <w:tcPr>
+            <w:tcW w:type="dxa" w:w="3000"/>
+            <w:tcBorders>
+              <w:top w:val="single" w:color="BFBFBF" w:sz="4"/>
+              <w:left w:val="single" w:color="BFBFBF" w:sz="4"/>
+              <w:bottom w:val="single" w:color="BFBFBF" w:sz="4"/>
+              <w:right w:val="single" w:color="BFBFBF" w:sz="4"/>
+            </w:tcBorders>
+            <w:tcMar>
+              <w:top w:type="dxa" w:w="70"/>
+              <w:left w:type="dxa" w:w="110"/>
+              <w:bottom w:type="dxa" w:w="70"/>
+              <w:right w:type="dxa" w:w="110"/>
+            </w:tcMar>
+          </w:tcPr>
+          <w:p>
+            <w:r>
+              <w:t xml:space="preserve">TikTok for Developers</w:t>
+            </w:r>
+          </w:p>
+        </w:tc>
+        <w:tc>
+          <w:tcPr>
+            <w:tcW w:type="dxa" w:w="4126"/>
+            <w:tcBorders>
+              <w:top w:val="single" w:color="BFBFBF" w:sz="4"/>
+              <w:left w:val="single" w:color="BFBFBF" w:sz="4"/>
+              <w:bottom w:val="single" w:color="BFBFBF" w:sz="4"/>
+              <w:right w:val="single" w:color="BFBFBF" w:sz="4"/>
+            </w:tcBorders>
+            <w:tcMar>
+              <w:top w:type="dxa" w:w="70"/>
+              <w:left w:type="dxa" w:w="110"/>
+              <w:bottom w:type="dxa" w:w="70"/>
+              <w:right w:type="dxa" w:w="110"/>
+            </w:tcMar>
+          </w:tcPr>
+          <w:p>
+            <w:r>
+              <w:t xml:space="preserve">https://developers.tiktok.com/login</w:t>
+            </w:r>
+          </w:p>
+        </w:tc>
+        <w:tc>
+          <w:tcPr>
+            <w:tcW w:type="dxa" w:w="1900"/>
+            <w:tcBorders>
+              <w:top w:val="single" w:color="BFBFBF" w:sz="4"/>
+              <w:left w:val="single" w:color="BFBFBF" w:sz="4"/>
+              <w:bottom w:val="single" w:color="BFBFBF" w:sz="4"/>
+              <w:right w:val="single" w:color="BFBFBF" w:sz="4"/>
+            </w:tcBorders>
+            <w:tcMar>
+              <w:top w:type="dxa" w:w="70"/>
+              <w:left w:type="dxa" w:w="110"/>
+              <w:bottom w:type="dxa" w:w="70"/>
+              <w:right w:type="dxa" w:w="110"/>
+            </w:tcMar>
+          </w:tcPr>
+          <w:p>
+            <w:r>
+              <w:t xml:space="preserve">The TikTok app and its keys (only for TikTok)</w:t>
+            </w:r>
+          </w:p>
+        </w:tc>
+      </w:tr>
+    </w:tbl>
+    <w:p>
+      <w:pPr>
+        <w:spacing w:after="120"/>
+      </w:pPr>
+    </w:p>
+    <w:p>
+      <w:pPr>
+        <w:spacing w:after="140"/>
+      </w:pPr>
+      <w:r>
+        <w:t xml:space="preserve">If you have no developer accounts yet, sign up on the same pages. Both are free:</w:t>
       </w:r>
     </w:p>
     <w:p>
@@ -975,10 +1402,63 @@
           <w:ilvl w:val="0"/>
           <w:numId w:val="5"/>
         </w:numPr>
-        <w:spacing w:after="90"/>
-      </w:pPr>
-      <w:r>
-        <w:t xml:space="preserve">In PowerShell or Terminal, paste these two lines:</w:t>
+        <w:spacing w:after="70"/>
+      </w:pPr>
+      <w:r>
+        <w:t xml:space="preserve">Meta for Developers: https://developers.facebook.com/async/registration</w:t>
+      </w:r>
+    </w:p>
+    <w:p>
+      <w:pPr>
+        <w:pStyle w:val="ListParagraph"/>
+        <w:numPr>
+          <w:ilvl w:val="0"/>
+          <w:numId w:val="5"/>
+        </w:numPr>
+        <w:spacing w:after="70"/>
+      </w:pPr>
+      <w:r>
+        <w:t xml:space="preserve">TikTok for Developers: https://developers.tiktok.com/signup</w:t>
+      </w:r>
+    </w:p>
+    <w:p>
+      <w:pPr>
+        <w:spacing w:after="140"/>
+      </w:pPr>
+      <w:r>
+        <w:t xml:space="preserve">If Facebook asks for an SMS code or to confirm "this was you" while Claude works, do it on your phone. Claude waits.</w:t>
+      </w:r>
+    </w:p>
+    <w:p>
+      <w:pPr>
+        <w:pStyle w:val="Heading1"/>
+      </w:pPr>
+      <w:r>
+        <w:t xml:space="preserve">3. Download the project and start Claude</w:t>
+      </w:r>
+    </w:p>
+    <w:p>
+      <w:pPr>
+        <w:spacing w:after="140"/>
+      </w:pPr>
+      <w:r>
+        <w:t xml:space="preserve">From here on, every command is the same on Windows, Mac and Linux.</w:t>
+      </w:r>
+    </w:p>
+    <w:p>
+      <w:pPr>
+        <w:pStyle w:val="Heading2"/>
+      </w:pPr>
+      <w:r>
+        <w:t xml:space="preserve">With Git</w:t>
+      </w:r>
+    </w:p>
+    <w:p>
+      <w:pPr>
+        <w:spacing w:after="140"/>
+      </w:pPr>
+      <w:r>
+        <w:t xml:space="preserve">Paste these lines one at a time and press Enter after each:</w:t>
       </w:r>
     </w:p>
     <w:p>
@@ -993,7 +1473,7 @@
           <w:sz w:val="18"/>
           <w:szCs w:val="18"/>
         </w:rPr>
-        <w:t xml:space="preserve">cd ~/facebook-ig-mcp</w:t>
+        <w:t xml:space="preserve">cd ~</w:t>
       </w:r>
     </w:p>
     <w:p>
@@ -1008,7 +1488,37 @@
           <w:sz w:val="18"/>
           <w:szCs w:val="18"/>
         </w:rPr>
-        <w:t xml:space="preserve">claude</w:t>
+        <w:t xml:space="preserve">git clone https://github.com/Urnesto/facebook-ig-mcp.git</w:t>
+      </w:r>
+    </w:p>
+    <w:p>
+      <w:pPr>
+        <w:shd w:fill="F2F2F2" w:val="clear"/>
+        <w:spacing w:after="160" w:before="60"/>
+        <w:ind w:left="200" w:right="200"/>
+      </w:pPr>
+      <w:r>
+        <w:rPr>
+          <w:rFonts w:ascii="Menlo" w:cs="Menlo" w:eastAsia="Menlo" w:hAnsi="Menlo"/>
+          <w:sz w:val="18"/>
+          <w:szCs w:val="18"/>
+        </w:rPr>
+        <w:t xml:space="preserve">cd facebook-ig-mcp</w:t>
+      </w:r>
+    </w:p>
+    <w:p>
+      <w:pPr>
+        <w:shd w:fill="F2F2F2" w:val="clear"/>
+        <w:spacing w:after="160" w:before="60"/>
+        <w:ind w:left="200" w:right="200"/>
+      </w:pPr>
+      <w:r>
+        <w:rPr>
+          <w:rFonts w:ascii="Menlo" w:cs="Menlo" w:eastAsia="Menlo" w:hAnsi="Menlo"/>
+          <w:sz w:val="18"/>
+          <w:szCs w:val="18"/>
+        </w:rPr>
+        <w:t xml:space="preserve">claude --chrome</w:t>
       </w:r>
     </w:p>
     <w:p>
@@ -1016,7 +1526,7 @@
         <w:pStyle w:val="Heading2"/>
       </w:pPr>
       <w:r>
-        <w:t xml:space="preserve">The first time Claude starts</w:t>
+        <w:t xml:space="preserve">Without Git</w:t>
       </w:r>
     </w:p>
     <w:p>
@@ -1024,12 +1534,12 @@
         <w:pStyle w:val="ListParagraph"/>
         <w:numPr>
           <w:ilvl w:val="0"/>
-          <w:numId w:val="4"/>
+          <w:numId w:val="6"/>
         </w:numPr>
-        <w:spacing w:after="70"/>
-      </w:pPr>
-      <w:r>
-        <w:t xml:space="preserve">Claude asks you to log in to your Claude account. Follow what it shows.</w:t>
+        <w:spacing w:after="90"/>
+      </w:pPr>
+      <w:r>
+        <w:t xml:space="preserve">Open this link in your browser. A ZIP file downloads: https://github.com/Urnesto/facebook-ig-mcp/archive/refs/heads/main.zip</w:t>
       </w:r>
     </w:p>
     <w:p>
@@ -1037,22 +1547,22 @@
         <w:pStyle w:val="ListParagraph"/>
         <w:numPr>
           <w:ilvl w:val="0"/>
-          <w:numId w:val="4"/>
+          <w:numId w:val="6"/>
         </w:numPr>
-        <w:spacing w:after="70"/>
-      </w:pPr>
-      <w:r>
-        <w:t xml:space="preserve">If Claude asks whether to trust the files in this folder, choose </w:t>
+        <w:spacing w:after="90"/>
+      </w:pPr>
+      <w:r>
+        <w:t xml:space="preserve">Unpack it. On Windows, right-click the file and choose </w:t>
       </w:r>
       <w:r>
         <w:rPr>
           <w:b/>
           <w:bCs/>
         </w:rPr>
-        <w:t xml:space="preserve">yes</w:t>
-      </w:r>
-      <w:r>
-        <w:t xml:space="preserve">.</w:t>
+        <w:t xml:space="preserve">Extract All</w:t>
+      </w:r>
+      <w:r>
+        <w:t xml:space="preserve">. On a Mac, double-click it.</w:t>
       </w:r>
     </w:p>
     <w:p>
@@ -1060,29 +1570,31 @@
         <w:pStyle w:val="ListParagraph"/>
         <w:numPr>
           <w:ilvl w:val="0"/>
-          <w:numId w:val="4"/>
+          <w:numId w:val="6"/>
         </w:numPr>
-        <w:spacing w:after="70"/>
-      </w:pPr>
-      <w:r>
-        <w:t xml:space="preserve">If Claude asks whether to use the </w:t>
-      </w:r>
-      <w:r>
-        <w:rPr>
-          <w:b/>
-          <w:bCs/>
-        </w:rPr>
-        <w:t xml:space="preserve">instagram</w:t>
-      </w:r>
-      <w:r>
-        <w:t xml:space="preserve"> server from this project, choose </w:t>
-      </w:r>
-      <w:r>
-        <w:rPr>
-          <w:b/>
-          <w:bCs/>
-        </w:rPr>
-        <w:t xml:space="preserve">yes</w:t>
+        <w:spacing w:after="90"/>
+      </w:pPr>
+      <w:r>
+        <w:t xml:space="preserve">Rename the unpacked folder from </w:t>
+      </w:r>
+      <w:r>
+        <w:rPr>
+          <w:rFonts w:ascii="Menlo" w:cs="Menlo" w:eastAsia="Menlo" w:hAnsi="Menlo"/>
+          <w:sz w:val="19"/>
+          <w:szCs w:val="19"/>
+        </w:rPr>
+        <w:t xml:space="preserve">facebook-ig-mcp-main</w:t>
+      </w:r>
+      <w:r>
+        <w:t xml:space="preserve"> to </w:t>
+      </w:r>
+      <w:r>
+        <w:rPr>
+          <w:rFonts w:ascii="Menlo" w:cs="Menlo" w:eastAsia="Menlo" w:hAnsi="Menlo"/>
+          <w:sz w:val="19"/>
+          <w:szCs w:val="19"/>
+        </w:rPr>
+        <w:t xml:space="preserve">facebook-ig-mcp</w:t>
       </w:r>
       <w:r>
         <w:t xml:space="preserve">.</w:t>
@@ -1090,18 +1602,39 @@
     </w:p>
     <w:p>
       <w:pPr>
-        <w:pStyle w:val="Heading1"/>
-      </w:pPr>
-      <w:r>
-        <w:t xml:space="preserve">3. Copy this prompt, fill in the blanks, and paste it into Claude</w:t>
-      </w:r>
-    </w:p>
-    <w:p>
-      <w:pPr>
-        <w:spacing w:after="140"/>
-      </w:pPr>
-      <w:r>
-        <w:t xml:space="preserve">Replace everything in square brackets with your own details. Delete the lines for parts you do not want.</w:t>
+        <w:pStyle w:val="ListParagraph"/>
+        <w:numPr>
+          <w:ilvl w:val="0"/>
+          <w:numId w:val="6"/>
+        </w:numPr>
+        <w:spacing w:after="90"/>
+      </w:pPr>
+      <w:r>
+        <w:t xml:space="preserve">Move the folder into your personal folder: </w:t>
+      </w:r>
+      <w:r>
+        <w:rPr>
+          <w:rFonts w:ascii="Menlo" w:cs="Menlo" w:eastAsia="Menlo" w:hAnsi="Menlo"/>
+          <w:sz w:val="19"/>
+          <w:szCs w:val="19"/>
+        </w:rPr>
+        <w:t xml:space="preserve">C:\Users\YourName</w:t>
+      </w:r>
+      <w:r>
+        <w:t xml:space="preserve"> on Windows, or your home folder on a Mac.</w:t>
+      </w:r>
+    </w:p>
+    <w:p>
+      <w:pPr>
+        <w:pStyle w:val="ListParagraph"/>
+        <w:numPr>
+          <w:ilvl w:val="0"/>
+          <w:numId w:val="6"/>
+        </w:numPr>
+        <w:spacing w:after="90"/>
+      </w:pPr>
+      <w:r>
+        <w:t xml:space="preserve">In PowerShell or Terminal, paste these two lines:</w:t>
       </w:r>
     </w:p>
     <w:p>
@@ -1116,7 +1649,7 @@
           <w:sz w:val="18"/>
           <w:szCs w:val="18"/>
         </w:rPr>
-        <w:t xml:space="preserve">Set up the Instagram, Facebook and TikTok MCP in this folder.</w:t>
+        <w:t xml:space="preserve">cd ~/facebook-ig-mcp</w:t>
       </w:r>
     </w:p>
     <w:p>
@@ -1131,7 +1664,144 @@
           <w:sz w:val="18"/>
           <w:szCs w:val="18"/>
         </w:rPr>
-        <w:t xml:space="preserve">Use the setup-social-mcp skill and do every step you can yourself.</w:t>
+        <w:t xml:space="preserve">claude --chrome</w:t>
+      </w:r>
+    </w:p>
+    <w:p>
+      <w:pPr>
+        <w:pStyle w:val="Heading2"/>
+      </w:pPr>
+      <w:r>
+        <w:t xml:space="preserve">The first time Claude starts</w:t>
+      </w:r>
+    </w:p>
+    <w:p>
+      <w:pPr>
+        <w:pStyle w:val="ListParagraph"/>
+        <w:numPr>
+          <w:ilvl w:val="0"/>
+          <w:numId w:val="5"/>
+        </w:numPr>
+        <w:spacing w:after="70"/>
+      </w:pPr>
+      <w:r>
+        <w:t xml:space="preserve">Claude asks you to log in to your Claude account. Follow what it shows.</w:t>
+      </w:r>
+    </w:p>
+    <w:p>
+      <w:pPr>
+        <w:pStyle w:val="ListParagraph"/>
+        <w:numPr>
+          <w:ilvl w:val="0"/>
+          <w:numId w:val="5"/>
+        </w:numPr>
+        <w:spacing w:after="70"/>
+      </w:pPr>
+      <w:r>
+        <w:t xml:space="preserve">If Claude asks whether to trust the files in this folder, choose </w:t>
+      </w:r>
+      <w:r>
+        <w:rPr>
+          <w:b/>
+          <w:bCs/>
+        </w:rPr>
+        <w:t xml:space="preserve">yes</w:t>
+      </w:r>
+      <w:r>
+        <w:t xml:space="preserve">.</w:t>
+      </w:r>
+    </w:p>
+    <w:p>
+      <w:pPr>
+        <w:pStyle w:val="ListParagraph"/>
+        <w:numPr>
+          <w:ilvl w:val="0"/>
+          <w:numId w:val="5"/>
+        </w:numPr>
+        <w:spacing w:after="70"/>
+      </w:pPr>
+      <w:r>
+        <w:t xml:space="preserve">If Claude asks whether to use the </w:t>
+      </w:r>
+      <w:r>
+        <w:rPr>
+          <w:b/>
+          <w:bCs/>
+        </w:rPr>
+        <w:t xml:space="preserve">instagram</w:t>
+      </w:r>
+      <w:r>
+        <w:t xml:space="preserve"> server from this project, choose </w:t>
+      </w:r>
+      <w:r>
+        <w:rPr>
+          <w:b/>
+          <w:bCs/>
+        </w:rPr>
+        <w:t xml:space="preserve">yes</w:t>
+      </w:r>
+      <w:r>
+        <w:t xml:space="preserve">.</w:t>
+      </w:r>
+    </w:p>
+    <w:p>
+      <w:pPr>
+        <w:pStyle w:val="ListParagraph"/>
+        <w:numPr>
+          <w:ilvl w:val="0"/>
+          <w:numId w:val="5"/>
+        </w:numPr>
+        <w:spacing w:after="70"/>
+      </w:pPr>
+      <w:r>
+        <w:t xml:space="preserve">If Claude shows "Claude wants to use your browser", choose </w:t>
+      </w:r>
+      <w:r>
+        <w:rPr>
+          <w:b/>
+          <w:bCs/>
+        </w:rPr>
+        <w:t xml:space="preserve">Install extension</w:t>
+      </w:r>
+      <w:r>
+        <w:t xml:space="preserve"> or </w:t>
+      </w:r>
+      <w:r>
+        <w:rPr>
+          <w:b/>
+          <w:bCs/>
+        </w:rPr>
+        <w:t xml:space="preserve">yes</w:t>
+      </w:r>
+      <w:r>
+        <w:t xml:space="preserve">. Type </w:t>
+      </w:r>
+      <w:r>
+        <w:rPr>
+          <w:rFonts w:ascii="Menlo" w:cs="Menlo" w:eastAsia="Menlo" w:hAnsi="Menlo"/>
+          <w:sz w:val="19"/>
+          <w:szCs w:val="19"/>
+        </w:rPr>
+        <w:t xml:space="preserve">/chrome</w:t>
+      </w:r>
+      <w:r>
+        <w:t xml:space="preserve"> at any time to check that the browser is connected.</w:t>
+      </w:r>
+    </w:p>
+    <w:p>
+      <w:pPr>
+        <w:pStyle w:val="Heading1"/>
+      </w:pPr>
+      <w:r>
+        <w:t xml:space="preserve">4. Copy this prompt, fill in the blanks, and paste it into Claude</w:t>
+      </w:r>
+    </w:p>
+    <w:p>
+      <w:pPr>
+        <w:spacing w:after="140"/>
+      </w:pPr>
+      <w:r>
+        <w:t xml:space="preserve">Replace everything in square brackets with your own details. Delete the lines for parts you do not want.</w:t>
       </w:r>
     </w:p>
     <w:p>
@@ -1146,7 +1816,7 @@
           <w:sz w:val="18"/>
           <w:szCs w:val="18"/>
         </w:rPr>
-        <w:t xml:space="preserve">When you need me, tell me one thing to click or type and wait.</w:t>
+        <w:t xml:space="preserve">Set up the Instagram, Facebook and TikTok MCP in this folder.</w:t>
       </w:r>
     </w:p>
     <w:p>
@@ -1161,7 +1831,7 @@
           <w:sz w:val="18"/>
           <w:szCs w:val="18"/>
         </w:rPr>
-        <w:t xml:space="preserve"/>
+        <w:t xml:space="preserve">Use the setup-social-mcp skill and do every step you can yourself.</w:t>
       </w:r>
     </w:p>
     <w:p>
@@ -1176,7 +1846,7 @@
           <w:sz w:val="18"/>
           <w:szCs w:val="18"/>
         </w:rPr>
-        <w:t xml:space="preserve">My details:</w:t>
+        <w:t xml:space="preserve">When you need me, tell me one thing to click or type and wait.</w:t>
       </w:r>
     </w:p>
     <w:p>
@@ -1191,7 +1861,7 @@
           <w:sz w:val="18"/>
           <w:szCs w:val="18"/>
         </w:rPr>
-        <w:t xml:space="preserve">- Computer: [Mac / Windows / Linux]</w:t>
+        <w:t xml:space="preserve"/>
       </w:r>
     </w:p>
     <w:p>
@@ -1206,7 +1876,7 @@
           <w:sz w:val="18"/>
           <w:szCs w:val="18"/>
         </w:rPr>
-        <w:t xml:space="preserve">- Parts I want: [Facebook and Instagram] [Followers and DMs] [TikTok]</w:t>
+        <w:t xml:space="preserve">My details:</w:t>
       </w:r>
     </w:p>
     <w:p>
@@ -1221,7 +1891,7 @@
           <w:sz w:val="18"/>
           <w:szCs w:val="18"/>
         </w:rPr>
-        <w:t xml:space="preserve"/>
+        <w:t xml:space="preserve">- Computer: [Mac / Windows / Linux]</w:t>
       </w:r>
     </w:p>
     <w:p>
@@ -1236,7 +1906,7 @@
           <w:sz w:val="18"/>
           <w:szCs w:val="18"/>
         </w:rPr>
-        <w:t xml:space="preserve">Facebook and Instagram:</w:t>
+        <w:t xml:space="preserve">- Parts I want: [Facebook and Instagram] [Followers and DMs] [TikTok]</w:t>
       </w:r>
     </w:p>
     <w:p>
@@ -1251,7 +1921,7 @@
           <w:sz w:val="18"/>
           <w:szCs w:val="18"/>
         </w:rPr>
-        <w:t xml:space="preserve">- Facebook Page name: [Ernest Claude]</w:t>
+        <w:t xml:space="preserve"/>
       </w:r>
     </w:p>
     <w:p>
@@ -1266,7 +1936,7 @@
           <w:sz w:val="18"/>
           <w:szCs w:val="18"/>
         </w:rPr>
-        <w:t xml:space="preserve">- Create the Page if it does not exist: [yes / no]</w:t>
+        <w:t xml:space="preserve">Facebook and Instagram:</w:t>
       </w:r>
     </w:p>
     <w:p>
@@ -1281,7 +1951,7 @@
           <w:sz w:val="18"/>
           <w:szCs w:val="18"/>
         </w:rPr>
-        <w:t xml:space="preserve">- Page category: [Personal blog]</w:t>
+        <w:t xml:space="preserve">- Facebook Page name: [Ernest Claude]</w:t>
       </w:r>
     </w:p>
     <w:p>
@@ -1296,7 +1966,7 @@
           <w:sz w:val="18"/>
           <w:szCs w:val="18"/>
         </w:rPr>
-        <w:t xml:space="preserve">- Instagram username: [my_instagram_name]</w:t>
+        <w:t xml:space="preserve">- Create the Page if it does not exist: [yes / no]</w:t>
       </w:r>
     </w:p>
     <w:p>
@@ -1311,7 +1981,7 @@
           <w:sz w:val="18"/>
           <w:szCs w:val="18"/>
         </w:rPr>
-        <w:t xml:space="preserve">- Meta app: [create a new one named "My Claude assistant" / use my app named ...]</w:t>
+        <w:t xml:space="preserve">- Page category: [Personal blog]</w:t>
       </w:r>
     </w:p>
     <w:p>
@@ -1326,7 +1996,7 @@
           <w:sz w:val="18"/>
           <w:szCs w:val="18"/>
         </w:rPr>
-        <w:t xml:space="preserve"/>
+        <w:t xml:space="preserve">- Instagram username: [my_instagram_name]</w:t>
       </w:r>
     </w:p>
     <w:p>
@@ -1341,7 +2011,7 @@
           <w:sz w:val="18"/>
           <w:szCs w:val="18"/>
         </w:rPr>
-        <w:t xml:space="preserve">TikTok:</w:t>
+        <w:t xml:space="preserve">- Meta app: [create a new one named "My Claude assistant" / use my app named ...]</w:t>
       </w:r>
     </w:p>
     <w:p>
@@ -1356,7 +2026,7 @@
           <w:sz w:val="18"/>
           <w:szCs w:val="18"/>
         </w:rPr>
-        <w:t xml:space="preserve">- TikTok username: [my_tiktok_name]</w:t>
+        <w:t xml:space="preserve"/>
       </w:r>
     </w:p>
     <w:p>
@@ -1371,7 +2041,7 @@
           <w:sz w:val="18"/>
           <w:szCs w:val="18"/>
         </w:rPr>
-        <w:t xml:space="preserve">- TikTok app: [create a new one / use my app named ...]</w:t>
+        <w:t xml:space="preserve">TikTok:</w:t>
       </w:r>
     </w:p>
     <w:p>
@@ -1386,7 +2056,7 @@
           <w:sz w:val="18"/>
           <w:szCs w:val="18"/>
         </w:rPr>
-        <w:t xml:space="preserve">- App description: [Posts my own videos to my TikTok account.]</w:t>
+        <w:t xml:space="preserve">- TikTok username: [my_tiktok_name]</w:t>
       </w:r>
     </w:p>
     <w:p>
@@ -1401,7 +2071,7 @@
           <w:sz w:val="18"/>
           <w:szCs w:val="18"/>
         </w:rPr>
-        <w:t xml:space="preserve">- My website: [https://example.com]</w:t>
+        <w:t xml:space="preserve">- TikTok app: [create a new one / use my app named ...]</w:t>
       </w:r>
     </w:p>
     <w:p>
@@ -1416,7 +2086,7 @@
           <w:sz w:val="18"/>
           <w:szCs w:val="18"/>
         </w:rPr>
-        <w:t xml:space="preserve">- Terms of Service page: [https://example.com/terms]</w:t>
+        <w:t xml:space="preserve">- App description: [Posts my own videos to my TikTok account.]</w:t>
       </w:r>
     </w:p>
     <w:p>
@@ -1431,7 +2101,7 @@
           <w:sz w:val="18"/>
           <w:szCs w:val="18"/>
         </w:rPr>
-        <w:t xml:space="preserve">- Privacy Policy page: [https://example.com/privacy]</w:t>
+        <w:t xml:space="preserve">- My website: [https://example.com]</w:t>
       </w:r>
     </w:p>
     <w:p>
@@ -1446,7 +2116,7 @@
           <w:sz w:val="18"/>
           <w:szCs w:val="18"/>
         </w:rPr>
-        <w:t xml:space="preserve"/>
+        <w:t xml:space="preserve">- Terms of Service page: [https://example.com/terms]</w:t>
       </w:r>
     </w:p>
     <w:p>
@@ -1461,7 +2131,7 @@
           <w:sz w:val="18"/>
           <w:szCs w:val="18"/>
         </w:rPr>
-        <w:t xml:space="preserve">Passwords and secret keys: open the setup wizard for me.</w:t>
+        <w:t xml:space="preserve">- Privacy Policy page: [https://example.com/privacy]</w:t>
       </w:r>
     </w:p>
     <w:p>
@@ -1476,6 +2146,36 @@
           <w:sz w:val="18"/>
           <w:szCs w:val="18"/>
         </w:rPr>
+        <w:t xml:space="preserve"/>
+      </w:r>
+    </w:p>
+    <w:p>
+      <w:pPr>
+        <w:shd w:fill="F2F2F2" w:val="clear"/>
+        <w:spacing w:after="160" w:before="60"/>
+        <w:ind w:left="200" w:right="200"/>
+      </w:pPr>
+      <w:r>
+        <w:rPr>
+          <w:rFonts w:ascii="Menlo" w:cs="Menlo" w:eastAsia="Menlo" w:hAnsi="Menlo"/>
+          <w:sz w:val="18"/>
+          <w:szCs w:val="18"/>
+        </w:rPr>
+        <w:t xml:space="preserve">Passwords and secret keys: open the setup wizard for me.</w:t>
+      </w:r>
+    </w:p>
+    <w:p>
+      <w:pPr>
+        <w:shd w:fill="F2F2F2" w:val="clear"/>
+        <w:spacing w:after="160" w:before="60"/>
+        <w:ind w:left="200" w:right="200"/>
+      </w:pPr>
+      <w:r>
+        <w:rPr>
+          <w:rFonts w:ascii="Menlo" w:cs="Menlo" w:eastAsia="Menlo" w:hAnsi="Menlo"/>
+          <w:sz w:val="18"/>
+          <w:szCs w:val="18"/>
+        </w:rPr>
         <w:t xml:space="preserve">I will type them there myself. Do not ask for them in the chat.</w:t>
       </w:r>
     </w:p>
@@ -1484,7 +2184,7 @@
         <w:pStyle w:val="Heading1"/>
       </w:pPr>
       <w:r>
-        <w:t xml:space="preserve">4. What Claude does, and what you click and paste</w:t>
+        <w:t xml:space="preserve">5. What Claude does, and what you click and paste</w:t>
       </w:r>
     </w:p>
     <w:p>
@@ -2708,7 +3408,7 @@
         <w:pStyle w:val="ListParagraph"/>
         <w:numPr>
           <w:ilvl w:val="0"/>
-          <w:numId w:val="6"/>
+          <w:numId w:val="7"/>
         </w:numPr>
         <w:spacing w:after="90"/>
       </w:pPr>
@@ -2721,7 +3421,7 @@
         <w:pStyle w:val="ListParagraph"/>
         <w:numPr>
           <w:ilvl w:val="0"/>
-          <w:numId w:val="6"/>
+          <w:numId w:val="7"/>
         </w:numPr>
         <w:spacing w:after="90"/>
       </w:pPr>
@@ -2764,7 +3464,7 @@
         <w:pStyle w:val="ListParagraph"/>
         <w:numPr>
           <w:ilvl w:val="0"/>
-          <w:numId w:val="6"/>
+          <w:numId w:val="7"/>
         </w:numPr>
         <w:spacing w:after="90"/>
       </w:pPr>
@@ -2777,7 +3477,7 @@
         <w:pStyle w:val="ListParagraph"/>
         <w:numPr>
           <w:ilvl w:val="0"/>
-          <w:numId w:val="6"/>
+          <w:numId w:val="7"/>
         </w:numPr>
         <w:spacing w:after="90"/>
       </w:pPr>
@@ -2876,7 +3576,7 @@
         <w:pStyle w:val="ListParagraph"/>
         <w:numPr>
           <w:ilvl w:val="0"/>
-          <w:numId w:val="7"/>
+          <w:numId w:val="8"/>
         </w:numPr>
         <w:spacing w:after="90"/>
       </w:pPr>
@@ -2889,7 +3589,7 @@
         <w:pStyle w:val="ListParagraph"/>
         <w:numPr>
           <w:ilvl w:val="0"/>
-          <w:numId w:val="7"/>
+          <w:numId w:val="8"/>
         </w:numPr>
         <w:spacing w:after="90"/>
       </w:pPr>
@@ -2912,7 +3612,7 @@
         <w:pStyle w:val="ListParagraph"/>
         <w:numPr>
           <w:ilvl w:val="0"/>
-          <w:numId w:val="7"/>
+          <w:numId w:val="8"/>
         </w:numPr>
         <w:spacing w:after="90"/>
       </w:pPr>
@@ -2945,7 +3645,7 @@
         <w:pStyle w:val="ListParagraph"/>
         <w:numPr>
           <w:ilvl w:val="0"/>
-          <w:numId w:val="7"/>
+          <w:numId w:val="8"/>
         </w:numPr>
         <w:spacing w:after="90"/>
       </w:pPr>
@@ -2968,7 +3668,7 @@
         <w:pStyle w:val="ListParagraph"/>
         <w:numPr>
           <w:ilvl w:val="0"/>
-          <w:numId w:val="7"/>
+          <w:numId w:val="8"/>
         </w:numPr>
         <w:spacing w:after="90"/>
       </w:pPr>
@@ -2991,7 +3691,7 @@
         <w:pStyle w:val="ListParagraph"/>
         <w:numPr>
           <w:ilvl w:val="0"/>
-          <w:numId w:val="7"/>
+          <w:numId w:val="8"/>
         </w:numPr>
         <w:spacing w:after="90"/>
       </w:pPr>
@@ -3088,7 +3788,7 @@
         <w:pStyle w:val="ListParagraph"/>
         <w:numPr>
           <w:ilvl w:val="0"/>
-          <w:numId w:val="8"/>
+          <w:numId w:val="9"/>
         </w:numPr>
         <w:spacing w:after="90"/>
       </w:pPr>
@@ -3104,35 +3804,6 @@
       </w:r>
       <w:r>
         <w:t xml:space="preserve">, type your Instagram password and press Enter.</w:t>
-      </w:r>
-    </w:p>
-    <w:p>
-      <w:pPr>
-        <w:pStyle w:val="ListParagraph"/>
-        <w:numPr>
-          <w:ilvl w:val="0"/>
-          <w:numId w:val="8"/>
-        </w:numPr>
-        <w:spacing w:after="90"/>
-      </w:pPr>
-      <w:r>
-        <w:t xml:space="preserve">Claude opens a second setup window. Instagram emails you a 6-digit code. Type the code there and press Enter.</w:t>
-      </w:r>
-    </w:p>
-    <w:p>
-      <w:pPr>
-        <w:pStyle w:val="Heading2"/>
-      </w:pPr>
-      <w:r>
-        <w:t xml:space="preserve">Paste 4 and 5. TikTok Client key and Client secret</w:t>
-      </w:r>
-    </w:p>
-    <w:p>
-      <w:pPr>
-        <w:spacing w:after="140"/>
-      </w:pPr>
-      <w:r>
-        <w:t xml:space="preserve">Only if you want TikTok.</w:t>
       </w:r>
     </w:p>
     <w:p>
@@ -3145,17 +3816,23 @@
         <w:spacing w:after="90"/>
       </w:pPr>
       <w:r>
-        <w:t xml:space="preserve">Claude opens your TikTok app's </w:t>
-      </w:r>
-      <w:r>
-        <w:rPr>
-          <w:b/>
-          <w:bCs/>
-        </w:rPr>
-        <w:t xml:space="preserve">Sandbox</w:t>
-      </w:r>
-      <w:r>
-        <w:t xml:space="preserve"> page.</w:t>
+        <w:t xml:space="preserve">Claude opens a second setup window. Instagram emails you a 6-digit code. Type the code there and press Enter.</w:t>
+      </w:r>
+    </w:p>
+    <w:p>
+      <w:pPr>
+        <w:pStyle w:val="Heading2"/>
+      </w:pPr>
+      <w:r>
+        <w:t xml:space="preserve">Paste 4 and 5. TikTok Client key and Client secret</w:t>
+      </w:r>
+    </w:p>
+    <w:p>
+      <w:pPr>
+        <w:spacing w:after="140"/>
+      </w:pPr>
+      <w:r>
+        <w:t xml:space="preserve">Only if you want TikTok.</w:t>
       </w:r>
     </w:p>
     <w:p>
@@ -3163,32 +3840,22 @@
         <w:pStyle w:val="ListParagraph"/>
         <w:numPr>
           <w:ilvl w:val="0"/>
-          <w:numId w:val="9"/>
+          <w:numId w:val="10"/>
         </w:numPr>
         <w:spacing w:after="90"/>
       </w:pPr>
       <w:r>
-        <w:t xml:space="preserve">Under </w:t>
+        <w:t xml:space="preserve">Claude opens your TikTok app's </w:t>
       </w:r>
       <w:r>
         <w:rPr>
           <w:b/>
           <w:bCs/>
         </w:rPr>
-        <w:t xml:space="preserve">Credentials</w:t>
-      </w:r>
-      <w:r>
-        <w:t xml:space="preserve">, click the eye icon next to </w:t>
-      </w:r>
-      <w:r>
-        <w:rPr>
-          <w:b/>
-          <w:bCs/>
-        </w:rPr>
-        <w:t xml:space="preserve">Client key</w:t>
-      </w:r>
-      <w:r>
-        <w:t xml:space="preserve">, select the key and copy it.</w:t>
+        <w:t xml:space="preserve">Sandbox</w:t>
+      </w:r>
+      <w:r>
+        <w:t xml:space="preserve"> page.</w:t>
       </w:r>
     </w:p>
     <w:p>
@@ -3196,22 +3863,32 @@
         <w:pStyle w:val="ListParagraph"/>
         <w:numPr>
           <w:ilvl w:val="0"/>
-          <w:numId w:val="9"/>
+          <w:numId w:val="10"/>
         </w:numPr>
         <w:spacing w:after="90"/>
       </w:pPr>
       <w:r>
-        <w:t xml:space="preserve">In the setup window, at </w:t>
+        <w:t xml:space="preserve">Under </w:t>
       </w:r>
       <w:r>
         <w:rPr>
           <w:b/>
           <w:bCs/>
         </w:rPr>
-        <w:t xml:space="preserve">TikTok Client key:</w:t>
-      </w:r>
-      <w:r>
-        <w:t xml:space="preserve">, paste and press Enter.</w:t>
+        <w:t xml:space="preserve">Credentials</w:t>
+      </w:r>
+      <w:r>
+        <w:t xml:space="preserve">, click the eye icon next to </w:t>
+      </w:r>
+      <w:r>
+        <w:rPr>
+          <w:b/>
+          <w:bCs/>
+        </w:rPr>
+        <w:t xml:space="preserve">Client key</w:t>
+      </w:r>
+      <w:r>
+        <w:t xml:space="preserve">, select the key and copy it.</w:t>
       </w:r>
     </w:p>
     <w:p>
@@ -3219,32 +3896,22 @@
         <w:pStyle w:val="ListParagraph"/>
         <w:numPr>
           <w:ilvl w:val="0"/>
-          <w:numId w:val="9"/>
+          <w:numId w:val="10"/>
         </w:numPr>
         <w:spacing w:after="90"/>
       </w:pPr>
       <w:r>
-        <w:t xml:space="preserve">Do the same with </w:t>
+        <w:t xml:space="preserve">In the setup window, at </w:t>
       </w:r>
       <w:r>
         <w:rPr>
           <w:b/>
           <w:bCs/>
         </w:rPr>
-        <w:t xml:space="preserve">Client secret</w:t>
-      </w:r>
-      <w:r>
-        <w:t xml:space="preserve">, at </w:t>
-      </w:r>
-      <w:r>
-        <w:rPr>
-          <w:b/>
-          <w:bCs/>
-        </w:rPr>
-        <w:t xml:space="preserve">TikTok Client secret:</w:t>
-      </w:r>
-      <w:r>
-        <w:t xml:space="preserve">.</w:t>
+        <w:t xml:space="preserve">TikTok Client key:</w:t>
+      </w:r>
+      <w:r>
+        <w:t xml:space="preserve">, paste and press Enter.</w:t>
       </w:r>
     </w:p>
     <w:p>
@@ -3252,7 +3919,40 @@
         <w:pStyle w:val="ListParagraph"/>
         <w:numPr>
           <w:ilvl w:val="0"/>
-          <w:numId w:val="9"/>
+          <w:numId w:val="10"/>
+        </w:numPr>
+        <w:spacing w:after="90"/>
+      </w:pPr>
+      <w:r>
+        <w:t xml:space="preserve">Do the same with </w:t>
+      </w:r>
+      <w:r>
+        <w:rPr>
+          <w:b/>
+          <w:bCs/>
+        </w:rPr>
+        <w:t xml:space="preserve">Client secret</w:t>
+      </w:r>
+      <w:r>
+        <w:t xml:space="preserve">, at </w:t>
+      </w:r>
+      <w:r>
+        <w:rPr>
+          <w:b/>
+          <w:bCs/>
+        </w:rPr>
+        <w:t xml:space="preserve">TikTok Client secret:</w:t>
+      </w:r>
+      <w:r>
+        <w:t xml:space="preserve">.</w:t>
+      </w:r>
+    </w:p>
+    <w:p>
+      <w:pPr>
+        <w:pStyle w:val="ListParagraph"/>
+        <w:numPr>
+          <w:ilvl w:val="0"/>
+          <w:numId w:val="10"/>
         </w:numPr>
         <w:spacing w:after="90"/>
       </w:pPr>
@@ -3909,7 +4609,7 @@
         <w:pStyle w:val="Heading1"/>
       </w:pPr>
       <w:r>
-        <w:t xml:space="preserve">5. When Claude says it is done</w:t>
+        <w:t xml:space="preserve">6. When Claude says it is done</w:t>
       </w:r>
     </w:p>
     <w:p>
@@ -3925,7 +4625,7 @@
         <w:pStyle w:val="ListParagraph"/>
         <w:numPr>
           <w:ilvl w:val="0"/>
-          <w:numId w:val="4"/>
+          <w:numId w:val="5"/>
         </w:numPr>
         <w:spacing w:after="70"/>
       </w:pPr>
@@ -3938,7 +4638,7 @@
         <w:pStyle w:val="ListParagraph"/>
         <w:numPr>
           <w:ilvl w:val="0"/>
-          <w:numId w:val="4"/>
+          <w:numId w:val="5"/>
         </w:numPr>
         <w:spacing w:after="70"/>
       </w:pPr>
@@ -3951,7 +4651,7 @@
         <w:pStyle w:val="ListParagraph"/>
         <w:numPr>
           <w:ilvl w:val="0"/>
-          <w:numId w:val="4"/>
+          <w:numId w:val="5"/>
         </w:numPr>
         <w:spacing w:after="70"/>
       </w:pPr>
@@ -3964,7 +4664,7 @@
         <w:pStyle w:val="ListParagraph"/>
         <w:numPr>
           <w:ilvl w:val="0"/>
-          <w:numId w:val="4"/>
+          <w:numId w:val="5"/>
         </w:numPr>
         <w:spacing w:after="70"/>
       </w:pPr>
@@ -3977,7 +4677,7 @@
         <w:pStyle w:val="ListParagraph"/>
         <w:numPr>
           <w:ilvl w:val="0"/>
-          <w:numId w:val="4"/>
+          <w:numId w:val="5"/>
         </w:numPr>
         <w:spacing w:after="70"/>
       </w:pPr>
@@ -3998,7 +4698,7 @@
         <w:pStyle w:val="Heading1"/>
       </w:pPr>
       <w:r>
-        <w:t xml:space="preserve">6. If you get stuck</w:t>
+        <w:t xml:space="preserve">7. If you get stuck</w:t>
       </w:r>
     </w:p>
     <w:p>
@@ -4006,7 +4706,7 @@
         <w:pStyle w:val="ListParagraph"/>
         <w:numPr>
           <w:ilvl w:val="0"/>
-          <w:numId w:val="4"/>
+          <w:numId w:val="5"/>
         </w:numPr>
         <w:spacing w:after="70"/>
       </w:pPr>
@@ -4019,7 +4719,7 @@
         <w:pStyle w:val="ListParagraph"/>
         <w:numPr>
           <w:ilvl w:val="0"/>
-          <w:numId w:val="4"/>
+          <w:numId w:val="5"/>
         </w:numPr>
         <w:spacing w:after="70"/>
       </w:pPr>
@@ -4054,13 +4754,1374 @@
         <w:pStyle w:val="ListParagraph"/>
         <w:numPr>
           <w:ilvl w:val="0"/>
-          <w:numId w:val="4"/>
+          <w:numId w:val="5"/>
         </w:numPr>
         <w:spacing w:after="70"/>
       </w:pPr>
       <w:r>
         <w:t xml:space="preserve">The project on GitHub: https://github.com/Urnesto/facebook-ig-mcp</w:t>
       </w:r>
+    </w:p>
+    <w:p>
+      <w:pPr>
+        <w:pStyle w:val="Heading1"/>
+      </w:pPr>
+      <w:r>
+        <w:t xml:space="preserve">8. Using it in Claude every day</w:t>
+      </w:r>
+    </w:p>
+    <w:p>
+      <w:pPr>
+        <w:pStyle w:val="Heading2"/>
+      </w:pPr>
+      <w:r>
+        <w:t xml:space="preserve">Start Claude</w:t>
+      </w:r>
+    </w:p>
+    <w:p>
+      <w:pPr>
+        <w:spacing w:after="140"/>
+      </w:pPr>
+      <w:r>
+        <w:t xml:space="preserve">Open a terminal (Terminal on a Mac, PowerShell on Windows) and paste these two lines:</w:t>
+      </w:r>
+    </w:p>
+    <w:p>
+      <w:pPr>
+        <w:shd w:fill="F2F2F2" w:val="clear"/>
+        <w:spacing w:after="160" w:before="60"/>
+        <w:ind w:left="200" w:right="200"/>
+      </w:pPr>
+      <w:r>
+        <w:rPr>
+          <w:rFonts w:ascii="Menlo" w:cs="Menlo" w:eastAsia="Menlo" w:hAnsi="Menlo"/>
+          <w:sz w:val="18"/>
+          <w:szCs w:val="18"/>
+        </w:rPr>
+        <w:t xml:space="preserve">cd ~/facebook-ig-mcp</w:t>
+      </w:r>
+    </w:p>
+    <w:p>
+      <w:pPr>
+        <w:shd w:fill="F2F2F2" w:val="clear"/>
+        <w:spacing w:after="160" w:before="60"/>
+        <w:ind w:left="200" w:right="200"/>
+      </w:pPr>
+      <w:r>
+        <w:rPr>
+          <w:rFonts w:ascii="Menlo" w:cs="Menlo" w:eastAsia="Menlo" w:hAnsi="Menlo"/>
+          <w:sz w:val="18"/>
+          <w:szCs w:val="18"/>
+        </w:rPr>
+        <w:t xml:space="preserve">claude --chrome</w:t>
+      </w:r>
+    </w:p>
+    <w:p>
+      <w:pPr>
+        <w:spacing w:after="140"/>
+      </w:pPr>
+      <w:r>
+        <w:t xml:space="preserve">Then type </w:t>
+      </w:r>
+      <w:r>
+        <w:rPr>
+          <w:rFonts w:ascii="Menlo" w:cs="Menlo" w:eastAsia="Menlo" w:hAnsi="Menlo"/>
+          <w:sz w:val="19"/>
+          <w:szCs w:val="19"/>
+        </w:rPr>
+        <w:t xml:space="preserve">/mcp</w:t>
+      </w:r>
+      <w:r>
+        <w:t xml:space="preserve">. The line </w:t>
+      </w:r>
+      <w:r>
+        <w:rPr>
+          <w:b/>
+          <w:bCs/>
+        </w:rPr>
+        <w:t xml:space="preserve">instagram</w:t>
+      </w:r>
+      <w:r>
+        <w:t xml:space="preserve"> should say connected. If it does not, select it and choose reconnect.</w:t>
+      </w:r>
+    </w:p>
+    <w:p>
+      <w:pPr>
+        <w:pStyle w:val="Heading2"/>
+      </w:pPr>
+      <w:r>
+        <w:t xml:space="preserve">Just ask in plain words</w:t>
+      </w:r>
+    </w:p>
+    <w:p>
+      <w:pPr>
+        <w:spacing w:after="140"/>
+      </w:pPr>
+      <w:r>
+        <w:t xml:space="preserve">You never type tool names. Say what you want and Claude picks the right tool.</w:t>
+      </w:r>
+    </w:p>
+    <w:tbl>
+      <w:tblPr>
+        <w:tblW w:type="dxa" w:w="9026"/>
+        <w:tblBorders>
+          <w:top w:val="single" w:color="auto" w:sz="4"/>
+          <w:left w:val="single" w:color="auto" w:sz="4"/>
+          <w:bottom w:val="single" w:color="auto" w:sz="4"/>
+          <w:right w:val="single" w:color="auto" w:sz="4"/>
+          <w:insideH w:val="single" w:color="auto" w:sz="4"/>
+          <w:insideV w:val="single" w:color="auto" w:sz="4"/>
+        </w:tblBorders>
+      </w:tblPr>
+      <w:tblGrid>
+        <w:gridCol w:w="3700"/>
+        <w:gridCol w:w="5326"/>
+      </w:tblGrid>
+      <w:tr>
+        <w:trPr>
+          <w:tblHeader/>
+        </w:trPr>
+        <w:tc>
+          <w:tcPr>
+            <w:tcW w:type="dxa" w:w="3700"/>
+            <w:tcBorders>
+              <w:top w:val="single" w:color="BFBFBF" w:sz="4"/>
+              <w:left w:val="single" w:color="BFBFBF" w:sz="4"/>
+              <w:bottom w:val="single" w:color="BFBFBF" w:sz="4"/>
+              <w:right w:val="single" w:color="BFBFBF" w:sz="4"/>
+            </w:tcBorders>
+            <w:shd w:fill="DCE6F1" w:val="clear"/>
+            <w:tcMar>
+              <w:top w:type="dxa" w:w="70"/>
+              <w:left w:type="dxa" w:w="110"/>
+              <w:bottom w:type="dxa" w:w="70"/>
+              <w:right w:type="dxa" w:w="110"/>
+            </w:tcMar>
+          </w:tcPr>
+          <w:p>
+            <w:r>
+              <w:rPr>
+                <w:b/>
+                <w:bCs/>
+              </w:rPr>
+              <w:t xml:space="preserve">You want to</w:t>
+            </w:r>
+          </w:p>
+        </w:tc>
+        <w:tc>
+          <w:tcPr>
+            <w:tcW w:type="dxa" w:w="5326"/>
+            <w:tcBorders>
+              <w:top w:val="single" w:color="BFBFBF" w:sz="4"/>
+              <w:left w:val="single" w:color="BFBFBF" w:sz="4"/>
+              <w:bottom w:val="single" w:color="BFBFBF" w:sz="4"/>
+              <w:right w:val="single" w:color="BFBFBF" w:sz="4"/>
+            </w:tcBorders>
+            <w:shd w:fill="DCE6F1" w:val="clear"/>
+            <w:tcMar>
+              <w:top w:type="dxa" w:w="70"/>
+              <w:left w:type="dxa" w:w="110"/>
+              <w:bottom w:type="dxa" w:w="70"/>
+              <w:right w:type="dxa" w:w="110"/>
+            </w:tcMar>
+          </w:tcPr>
+          <w:p>
+            <w:r>
+              <w:rPr>
+                <w:b/>
+                <w:bCs/>
+              </w:rPr>
+              <w:t xml:space="preserve">Say something like</w:t>
+            </w:r>
+          </w:p>
+        </w:tc>
+      </w:tr>
+      <w:tr>
+        <w:tc>
+          <w:tcPr>
+            <w:tcW w:type="dxa" w:w="3700"/>
+            <w:tcBorders>
+              <w:top w:val="single" w:color="BFBFBF" w:sz="4"/>
+              <w:left w:val="single" w:color="BFBFBF" w:sz="4"/>
+              <w:bottom w:val="single" w:color="BFBFBF" w:sz="4"/>
+              <w:right w:val="single" w:color="BFBFBF" w:sz="4"/>
+            </w:tcBorders>
+            <w:tcMar>
+              <w:top w:type="dxa" w:w="70"/>
+              <w:left w:type="dxa" w:w="110"/>
+              <w:bottom w:type="dxa" w:w="70"/>
+              <w:right w:type="dxa" w:w="110"/>
+            </w:tcMar>
+          </w:tcPr>
+          <w:p>
+            <w:r>
+              <w:t xml:space="preserve">See your Instagram profile</w:t>
+            </w:r>
+          </w:p>
+        </w:tc>
+        <w:tc>
+          <w:tcPr>
+            <w:tcW w:type="dxa" w:w="5326"/>
+            <w:tcBorders>
+              <w:top w:val="single" w:color="BFBFBF" w:sz="4"/>
+              <w:left w:val="single" w:color="BFBFBF" w:sz="4"/>
+              <w:bottom w:val="single" w:color="BFBFBF" w:sz="4"/>
+              <w:right w:val="single" w:color="BFBFBF" w:sz="4"/>
+            </w:tcBorders>
+            <w:tcMar>
+              <w:top w:type="dxa" w:w="70"/>
+              <w:left w:type="dxa" w:w="110"/>
+              <w:bottom w:type="dxa" w:w="70"/>
+              <w:right w:type="dxa" w:w="110"/>
+            </w:tcMar>
+          </w:tcPr>
+          <w:p>
+            <w:r>
+              <w:t xml:space="preserve">"Show my Instagram profile."</w:t>
+            </w:r>
+          </w:p>
+        </w:tc>
+      </w:tr>
+      <w:tr>
+        <w:tc>
+          <w:tcPr>
+            <w:tcW w:type="dxa" w:w="3700"/>
+            <w:tcBorders>
+              <w:top w:val="single" w:color="BFBFBF" w:sz="4"/>
+              <w:left w:val="single" w:color="BFBFBF" w:sz="4"/>
+              <w:bottom w:val="single" w:color="BFBFBF" w:sz="4"/>
+              <w:right w:val="single" w:color="BFBFBF" w:sz="4"/>
+            </w:tcBorders>
+            <w:tcMar>
+              <w:top w:type="dxa" w:w="70"/>
+              <w:left w:type="dxa" w:w="110"/>
+              <w:bottom w:type="dxa" w:w="70"/>
+              <w:right w:type="dxa" w:w="110"/>
+            </w:tcMar>
+          </w:tcPr>
+          <w:p>
+            <w:r>
+              <w:t xml:space="preserve">See your latest posts</w:t>
+            </w:r>
+          </w:p>
+        </w:tc>
+        <w:tc>
+          <w:tcPr>
+            <w:tcW w:type="dxa" w:w="5326"/>
+            <w:tcBorders>
+              <w:top w:val="single" w:color="BFBFBF" w:sz="4"/>
+              <w:left w:val="single" w:color="BFBFBF" w:sz="4"/>
+              <w:bottom w:val="single" w:color="BFBFBF" w:sz="4"/>
+              <w:right w:val="single" w:color="BFBFBF" w:sz="4"/>
+            </w:tcBorders>
+            <w:tcMar>
+              <w:top w:type="dxa" w:w="70"/>
+              <w:left w:type="dxa" w:w="110"/>
+              <w:bottom w:type="dxa" w:w="70"/>
+              <w:right w:type="dxa" w:w="110"/>
+            </w:tcMar>
+          </w:tcPr>
+          <w:p>
+            <w:r>
+              <w:t xml:space="preserve">"Show my last 5 Instagram posts." / "Show my last 5 Facebook posts."</w:t>
+            </w:r>
+          </w:p>
+        </w:tc>
+      </w:tr>
+      <w:tr>
+        <w:tc>
+          <w:tcPr>
+            <w:tcW w:type="dxa" w:w="3700"/>
+            <w:tcBorders>
+              <w:top w:val="single" w:color="BFBFBF" w:sz="4"/>
+              <w:left w:val="single" w:color="BFBFBF" w:sz="4"/>
+              <w:bottom w:val="single" w:color="BFBFBF" w:sz="4"/>
+              <w:right w:val="single" w:color="BFBFBF" w:sz="4"/>
+            </w:tcBorders>
+            <w:tcMar>
+              <w:top w:type="dxa" w:w="70"/>
+              <w:left w:type="dxa" w:w="110"/>
+              <w:bottom w:type="dxa" w:w="70"/>
+              <w:right w:type="dxa" w:w="110"/>
+            </w:tcMar>
+          </w:tcPr>
+          <w:p>
+            <w:r>
+              <w:t xml:space="preserve">See how a post did</w:t>
+            </w:r>
+          </w:p>
+        </w:tc>
+        <w:tc>
+          <w:tcPr>
+            <w:tcW w:type="dxa" w:w="5326"/>
+            <w:tcBorders>
+              <w:top w:val="single" w:color="BFBFBF" w:sz="4"/>
+              <w:left w:val="single" w:color="BFBFBF" w:sz="4"/>
+              <w:bottom w:val="single" w:color="BFBFBF" w:sz="4"/>
+              <w:right w:val="single" w:color="BFBFBF" w:sz="4"/>
+            </w:tcBorders>
+            <w:tcMar>
+              <w:top w:type="dxa" w:w="70"/>
+              <w:left w:type="dxa" w:w="110"/>
+              <w:bottom w:type="dxa" w:w="70"/>
+              <w:right w:type="dxa" w:w="110"/>
+            </w:tcMar>
+          </w:tcPr>
+          <w:p>
+            <w:r>
+              <w:t xml:space="preserve">"How did my latest Instagram post perform?"</w:t>
+            </w:r>
+          </w:p>
+        </w:tc>
+      </w:tr>
+      <w:tr>
+        <w:tc>
+          <w:tcPr>
+            <w:tcW w:type="dxa" w:w="3700"/>
+            <w:tcBorders>
+              <w:top w:val="single" w:color="BFBFBF" w:sz="4"/>
+              <w:left w:val="single" w:color="BFBFBF" w:sz="4"/>
+              <w:bottom w:val="single" w:color="BFBFBF" w:sz="4"/>
+              <w:right w:val="single" w:color="BFBFBF" w:sz="4"/>
+            </w:tcBorders>
+            <w:tcMar>
+              <w:top w:type="dxa" w:w="70"/>
+              <w:left w:type="dxa" w:w="110"/>
+              <w:bottom w:type="dxa" w:w="70"/>
+              <w:right w:type="dxa" w:w="110"/>
+            </w:tcMar>
+          </w:tcPr>
+          <w:p>
+            <w:r>
+              <w:t xml:space="preserve">See Page statistics</w:t>
+            </w:r>
+          </w:p>
+        </w:tc>
+        <w:tc>
+          <w:tcPr>
+            <w:tcW w:type="dxa" w:w="5326"/>
+            <w:tcBorders>
+              <w:top w:val="single" w:color="BFBFBF" w:sz="4"/>
+              <w:left w:val="single" w:color="BFBFBF" w:sz="4"/>
+              <w:bottom w:val="single" w:color="BFBFBF" w:sz="4"/>
+              <w:right w:val="single" w:color="BFBFBF" w:sz="4"/>
+            </w:tcBorders>
+            <w:tcMar>
+              <w:top w:type="dxa" w:w="70"/>
+              <w:left w:type="dxa" w:w="110"/>
+              <w:bottom w:type="dxa" w:w="70"/>
+              <w:right w:type="dxa" w:w="110"/>
+            </w:tcMar>
+          </w:tcPr>
+          <w:p>
+            <w:r>
+              <w:t xml:space="preserve">"Show my Facebook Page statistics for this week."</w:t>
+            </w:r>
+          </w:p>
+        </w:tc>
+      </w:tr>
+      <w:tr>
+        <w:tc>
+          <w:tcPr>
+            <w:tcW w:type="dxa" w:w="3700"/>
+            <w:tcBorders>
+              <w:top w:val="single" w:color="BFBFBF" w:sz="4"/>
+              <w:left w:val="single" w:color="BFBFBF" w:sz="4"/>
+              <w:bottom w:val="single" w:color="BFBFBF" w:sz="4"/>
+              <w:right w:val="single" w:color="BFBFBF" w:sz="4"/>
+            </w:tcBorders>
+            <w:tcMar>
+              <w:top w:type="dxa" w:w="70"/>
+              <w:left w:type="dxa" w:w="110"/>
+              <w:bottom w:type="dxa" w:w="70"/>
+              <w:right w:type="dxa" w:w="110"/>
+            </w:tcMar>
+          </w:tcPr>
+          <w:p>
+            <w:r>
+              <w:t xml:space="preserve">Post on Facebook</w:t>
+            </w:r>
+          </w:p>
+        </w:tc>
+        <w:tc>
+          <w:tcPr>
+            <w:tcW w:type="dxa" w:w="5326"/>
+            <w:tcBorders>
+              <w:top w:val="single" w:color="BFBFBF" w:sz="4"/>
+              <w:left w:val="single" w:color="BFBFBF" w:sz="4"/>
+              <w:bottom w:val="single" w:color="BFBFBF" w:sz="4"/>
+              <w:right w:val="single" w:color="BFBFBF" w:sz="4"/>
+            </w:tcBorders>
+            <w:tcMar>
+              <w:top w:type="dxa" w:w="70"/>
+              <w:left w:type="dxa" w:w="110"/>
+              <w:bottom w:type="dxa" w:w="70"/>
+              <w:right w:type="dxa" w:w="110"/>
+            </w:tcMar>
+          </w:tcPr>
+          <w:p>
+            <w:r>
+              <w:t xml:space="preserve">"Post this on my Facebook Page: (your text)"</w:t>
+            </w:r>
+          </w:p>
+        </w:tc>
+      </w:tr>
+      <w:tr>
+        <w:tc>
+          <w:tcPr>
+            <w:tcW w:type="dxa" w:w="3700"/>
+            <w:tcBorders>
+              <w:top w:val="single" w:color="BFBFBF" w:sz="4"/>
+              <w:left w:val="single" w:color="BFBFBF" w:sz="4"/>
+              <w:bottom w:val="single" w:color="BFBFBF" w:sz="4"/>
+              <w:right w:val="single" w:color="BFBFBF" w:sz="4"/>
+            </w:tcBorders>
+            <w:tcMar>
+              <w:top w:type="dxa" w:w="70"/>
+              <w:left w:type="dxa" w:w="110"/>
+              <w:bottom w:type="dxa" w:w="70"/>
+              <w:right w:type="dxa" w:w="110"/>
+            </w:tcMar>
+          </w:tcPr>
+          <w:p>
+            <w:r>
+              <w:t xml:space="preserve">Post on Facebook later</w:t>
+            </w:r>
+          </w:p>
+        </w:tc>
+        <w:tc>
+          <w:tcPr>
+            <w:tcW w:type="dxa" w:w="5326"/>
+            <w:tcBorders>
+              <w:top w:val="single" w:color="BFBFBF" w:sz="4"/>
+              <w:left w:val="single" w:color="BFBFBF" w:sz="4"/>
+              <w:bottom w:val="single" w:color="BFBFBF" w:sz="4"/>
+              <w:right w:val="single" w:color="BFBFBF" w:sz="4"/>
+            </w:tcBorders>
+            <w:tcMar>
+              <w:top w:type="dxa" w:w="70"/>
+              <w:left w:type="dxa" w:w="110"/>
+              <w:bottom w:type="dxa" w:w="70"/>
+              <w:right w:type="dxa" w:w="110"/>
+            </w:tcMar>
+          </w:tcPr>
+          <w:p>
+            <w:r>
+              <w:t xml:space="preserve">"Schedule this Facebook post for tomorrow at 10:00: (your text)"</w:t>
+            </w:r>
+          </w:p>
+        </w:tc>
+      </w:tr>
+      <w:tr>
+        <w:tc>
+          <w:tcPr>
+            <w:tcW w:type="dxa" w:w="3700"/>
+            <w:tcBorders>
+              <w:top w:val="single" w:color="BFBFBF" w:sz="4"/>
+              <w:left w:val="single" w:color="BFBFBF" w:sz="4"/>
+              <w:bottom w:val="single" w:color="BFBFBF" w:sz="4"/>
+              <w:right w:val="single" w:color="BFBFBF" w:sz="4"/>
+            </w:tcBorders>
+            <w:tcMar>
+              <w:top w:type="dxa" w:w="70"/>
+              <w:left w:type="dxa" w:w="110"/>
+              <w:bottom w:type="dxa" w:w="70"/>
+              <w:right w:type="dxa" w:w="110"/>
+            </w:tcMar>
+          </w:tcPr>
+          <w:p>
+            <w:r>
+              <w:t xml:space="preserve">Post a photo on Instagram</w:t>
+            </w:r>
+          </w:p>
+        </w:tc>
+        <w:tc>
+          <w:tcPr>
+            <w:tcW w:type="dxa" w:w="5326"/>
+            <w:tcBorders>
+              <w:top w:val="single" w:color="BFBFBF" w:sz="4"/>
+              <w:left w:val="single" w:color="BFBFBF" w:sz="4"/>
+              <w:bottom w:val="single" w:color="BFBFBF" w:sz="4"/>
+              <w:right w:val="single" w:color="BFBFBF" w:sz="4"/>
+            </w:tcBorders>
+            <w:tcMar>
+              <w:top w:type="dxa" w:w="70"/>
+              <w:left w:type="dxa" w:w="110"/>
+              <w:bottom w:type="dxa" w:w="70"/>
+              <w:right w:type="dxa" w:w="110"/>
+            </w:tcMar>
+          </w:tcPr>
+          <w:p>
+            <w:r>
+              <w:t xml:space="preserve">"Publish this photo on Instagram: (link to the photo), caption: (your text)"</w:t>
+            </w:r>
+          </w:p>
+        </w:tc>
+      </w:tr>
+      <w:tr>
+        <w:tc>
+          <w:tcPr>
+            <w:tcW w:type="dxa" w:w="3700"/>
+            <w:tcBorders>
+              <w:top w:val="single" w:color="BFBFBF" w:sz="4"/>
+              <w:left w:val="single" w:color="BFBFBF" w:sz="4"/>
+              <w:bottom w:val="single" w:color="BFBFBF" w:sz="4"/>
+              <w:right w:val="single" w:color="BFBFBF" w:sz="4"/>
+            </w:tcBorders>
+            <w:tcMar>
+              <w:top w:type="dxa" w:w="70"/>
+              <w:left w:type="dxa" w:w="110"/>
+              <w:bottom w:type="dxa" w:w="70"/>
+              <w:right w:type="dxa" w:w="110"/>
+            </w:tcMar>
+          </w:tcPr>
+          <w:p>
+            <w:r>
+              <w:t xml:space="preserve">Post a video on TikTok</w:t>
+            </w:r>
+          </w:p>
+        </w:tc>
+        <w:tc>
+          <w:tcPr>
+            <w:tcW w:type="dxa" w:w="5326"/>
+            <w:tcBorders>
+              <w:top w:val="single" w:color="BFBFBF" w:sz="4"/>
+              <w:left w:val="single" w:color="BFBFBF" w:sz="4"/>
+              <w:bottom w:val="single" w:color="BFBFBF" w:sz="4"/>
+              <w:right w:val="single" w:color="BFBFBF" w:sz="4"/>
+            </w:tcBorders>
+            <w:tcMar>
+              <w:top w:type="dxa" w:w="70"/>
+              <w:left w:type="dxa" w:w="110"/>
+              <w:bottom w:type="dxa" w:w="70"/>
+              <w:right w:type="dxa" w:w="110"/>
+            </w:tcMar>
+          </w:tcPr>
+          <w:p>
+            <w:r>
+              <w:t xml:space="preserve">"Post clip.mp4 from my Downloads folder to TikTok with the caption: (your text)"</w:t>
+            </w:r>
+          </w:p>
+        </w:tc>
+      </w:tr>
+      <w:tr>
+        <w:tc>
+          <w:tcPr>
+            <w:tcW w:type="dxa" w:w="3700"/>
+            <w:tcBorders>
+              <w:top w:val="single" w:color="BFBFBF" w:sz="4"/>
+              <w:left w:val="single" w:color="BFBFBF" w:sz="4"/>
+              <w:bottom w:val="single" w:color="BFBFBF" w:sz="4"/>
+              <w:right w:val="single" w:color="BFBFBF" w:sz="4"/>
+            </w:tcBorders>
+            <w:tcMar>
+              <w:top w:type="dxa" w:w="70"/>
+              <w:left w:type="dxa" w:w="110"/>
+              <w:bottom w:type="dxa" w:w="70"/>
+              <w:right w:type="dxa" w:w="110"/>
+            </w:tcMar>
+          </w:tcPr>
+          <w:p>
+            <w:r>
+              <w:t xml:space="preserve">Read comments</w:t>
+            </w:r>
+          </w:p>
+        </w:tc>
+        <w:tc>
+          <w:tcPr>
+            <w:tcW w:type="dxa" w:w="5326"/>
+            <w:tcBorders>
+              <w:top w:val="single" w:color="BFBFBF" w:sz="4"/>
+              <w:left w:val="single" w:color="BFBFBF" w:sz="4"/>
+              <w:bottom w:val="single" w:color="BFBFBF" w:sz="4"/>
+              <w:right w:val="single" w:color="BFBFBF" w:sz="4"/>
+            </w:tcBorders>
+            <w:tcMar>
+              <w:top w:type="dxa" w:w="70"/>
+              <w:left w:type="dxa" w:w="110"/>
+              <w:bottom w:type="dxa" w:w="70"/>
+              <w:right w:type="dxa" w:w="110"/>
+            </w:tcMar>
+          </w:tcPr>
+          <w:p>
+            <w:r>
+              <w:t xml:space="preserve">"Show the comments on my latest Facebook post."</w:t>
+            </w:r>
+          </w:p>
+        </w:tc>
+      </w:tr>
+      <w:tr>
+        <w:tc>
+          <w:tcPr>
+            <w:tcW w:type="dxa" w:w="3700"/>
+            <w:tcBorders>
+              <w:top w:val="single" w:color="BFBFBF" w:sz="4"/>
+              <w:left w:val="single" w:color="BFBFBF" w:sz="4"/>
+              <w:bottom w:val="single" w:color="BFBFBF" w:sz="4"/>
+              <w:right w:val="single" w:color="BFBFBF" w:sz="4"/>
+            </w:tcBorders>
+            <w:tcMar>
+              <w:top w:type="dxa" w:w="70"/>
+              <w:left w:type="dxa" w:w="110"/>
+              <w:bottom w:type="dxa" w:w="70"/>
+              <w:right w:type="dxa" w:w="110"/>
+            </w:tcMar>
+          </w:tcPr>
+          <w:p>
+            <w:r>
+              <w:t xml:space="preserve">Answer a comment</w:t>
+            </w:r>
+          </w:p>
+        </w:tc>
+        <w:tc>
+          <w:tcPr>
+            <w:tcW w:type="dxa" w:w="5326"/>
+            <w:tcBorders>
+              <w:top w:val="single" w:color="BFBFBF" w:sz="4"/>
+              <w:left w:val="single" w:color="BFBFBF" w:sz="4"/>
+              <w:bottom w:val="single" w:color="BFBFBF" w:sz="4"/>
+              <w:right w:val="single" w:color="BFBFBF" w:sz="4"/>
+            </w:tcBorders>
+            <w:tcMar>
+              <w:top w:type="dxa" w:w="70"/>
+              <w:left w:type="dxa" w:w="110"/>
+              <w:bottom w:type="dxa" w:w="70"/>
+              <w:right w:type="dxa" w:w="110"/>
+            </w:tcMar>
+          </w:tcPr>
+          <w:p>
+            <w:r>
+              <w:t xml:space="preserve">"Reply to that comment: Thank you!"</w:t>
+            </w:r>
+          </w:p>
+        </w:tc>
+      </w:tr>
+      <w:tr>
+        <w:tc>
+          <w:tcPr>
+            <w:tcW w:type="dxa" w:w="3700"/>
+            <w:tcBorders>
+              <w:top w:val="single" w:color="BFBFBF" w:sz="4"/>
+              <w:left w:val="single" w:color="BFBFBF" w:sz="4"/>
+              <w:bottom w:val="single" w:color="BFBFBF" w:sz="4"/>
+              <w:right w:val="single" w:color="BFBFBF" w:sz="4"/>
+            </w:tcBorders>
+            <w:tcMar>
+              <w:top w:type="dxa" w:w="70"/>
+              <w:left w:type="dxa" w:w="110"/>
+              <w:bottom w:type="dxa" w:w="70"/>
+              <w:right w:type="dxa" w:w="110"/>
+            </w:tcMar>
+          </w:tcPr>
+          <w:p>
+            <w:r>
+              <w:t xml:space="preserve">Hide a comment</w:t>
+            </w:r>
+          </w:p>
+        </w:tc>
+        <w:tc>
+          <w:tcPr>
+            <w:tcW w:type="dxa" w:w="5326"/>
+            <w:tcBorders>
+              <w:top w:val="single" w:color="BFBFBF" w:sz="4"/>
+              <w:left w:val="single" w:color="BFBFBF" w:sz="4"/>
+              <w:bottom w:val="single" w:color="BFBFBF" w:sz="4"/>
+              <w:right w:val="single" w:color="BFBFBF" w:sz="4"/>
+            </w:tcBorders>
+            <w:tcMar>
+              <w:top w:type="dxa" w:w="70"/>
+              <w:left w:type="dxa" w:w="110"/>
+              <w:bottom w:type="dxa" w:w="70"/>
+              <w:right w:type="dxa" w:w="110"/>
+            </w:tcMar>
+          </w:tcPr>
+          <w:p>
+            <w:r>
+              <w:t xml:space="preserve">"Hide that comment."</w:t>
+            </w:r>
+          </w:p>
+        </w:tc>
+      </w:tr>
+      <w:tr>
+        <w:tc>
+          <w:tcPr>
+            <w:tcW w:type="dxa" w:w="3700"/>
+            <w:tcBorders>
+              <w:top w:val="single" w:color="BFBFBF" w:sz="4"/>
+              <w:left w:val="single" w:color="BFBFBF" w:sz="4"/>
+              <w:bottom w:val="single" w:color="BFBFBF" w:sz="4"/>
+              <w:right w:val="single" w:color="BFBFBF" w:sz="4"/>
+            </w:tcBorders>
+            <w:tcMar>
+              <w:top w:type="dxa" w:w="70"/>
+              <w:left w:type="dxa" w:w="110"/>
+              <w:bottom w:type="dxa" w:w="70"/>
+              <w:right w:type="dxa" w:w="110"/>
+            </w:tcMar>
+          </w:tcPr>
+          <w:p>
+            <w:r>
+              <w:t xml:space="preserve">Get your followers</w:t>
+            </w:r>
+          </w:p>
+        </w:tc>
+        <w:tc>
+          <w:tcPr>
+            <w:tcW w:type="dxa" w:w="5326"/>
+            <w:tcBorders>
+              <w:top w:val="single" w:color="BFBFBF" w:sz="4"/>
+              <w:left w:val="single" w:color="BFBFBF" w:sz="4"/>
+              <w:bottom w:val="single" w:color="BFBFBF" w:sz="4"/>
+              <w:right w:val="single" w:color="BFBFBF" w:sz="4"/>
+            </w:tcBorders>
+            <w:tcMar>
+              <w:top w:type="dxa" w:w="70"/>
+              <w:left w:type="dxa" w:w="110"/>
+              <w:bottom w:type="dxa" w:w="70"/>
+              <w:right w:type="dxa" w:w="110"/>
+            </w:tcMar>
+          </w:tcPr>
+          <w:p>
+            <w:r>
+              <w:t xml:space="preserve">"Get my Instagram followers." / "Who is new since last time?"</w:t>
+            </w:r>
+          </w:p>
+        </w:tc>
+      </w:tr>
+      <w:tr>
+        <w:tc>
+          <w:tcPr>
+            <w:tcW w:type="dxa" w:w="3700"/>
+            <w:tcBorders>
+              <w:top w:val="single" w:color="BFBFBF" w:sz="4"/>
+              <w:left w:val="single" w:color="BFBFBF" w:sz="4"/>
+              <w:bottom w:val="single" w:color="BFBFBF" w:sz="4"/>
+              <w:right w:val="single" w:color="BFBFBF" w:sz="4"/>
+            </w:tcBorders>
+            <w:tcMar>
+              <w:top w:type="dxa" w:w="70"/>
+              <w:left w:type="dxa" w:w="110"/>
+              <w:bottom w:type="dxa" w:w="70"/>
+              <w:right w:type="dxa" w:w="110"/>
+            </w:tcMar>
+          </w:tcPr>
+          <w:p>
+            <w:r>
+              <w:t xml:space="preserve">Message someone</w:t>
+            </w:r>
+          </w:p>
+        </w:tc>
+        <w:tc>
+          <w:tcPr>
+            <w:tcW w:type="dxa" w:w="5326"/>
+            <w:tcBorders>
+              <w:top w:val="single" w:color="BFBFBF" w:sz="4"/>
+              <w:left w:val="single" w:color="BFBFBF" w:sz="4"/>
+              <w:bottom w:val="single" w:color="BFBFBF" w:sz="4"/>
+              <w:right w:val="single" w:color="BFBFBF" w:sz="4"/>
+            </w:tcBorders>
+            <w:tcMar>
+              <w:top w:type="dxa" w:w="70"/>
+              <w:left w:type="dxa" w:w="110"/>
+              <w:bottom w:type="dxa" w:w="70"/>
+              <w:right w:type="dxa" w:w="110"/>
+            </w:tcMar>
+          </w:tcPr>
+          <w:p>
+            <w:r>
+              <w:t xml:space="preserve">"Send a DM to USERNAME: (your text)"</w:t>
+            </w:r>
+          </w:p>
+        </w:tc>
+      </w:tr>
+      <w:tr>
+        <w:tc>
+          <w:tcPr>
+            <w:tcW w:type="dxa" w:w="3700"/>
+            <w:tcBorders>
+              <w:top w:val="single" w:color="BFBFBF" w:sz="4"/>
+              <w:left w:val="single" w:color="BFBFBF" w:sz="4"/>
+              <w:bottom w:val="single" w:color="BFBFBF" w:sz="4"/>
+              <w:right w:val="single" w:color="BFBFBF" w:sz="4"/>
+            </w:tcBorders>
+            <w:tcMar>
+              <w:top w:type="dxa" w:w="70"/>
+              <w:left w:type="dxa" w:w="110"/>
+              <w:bottom w:type="dxa" w:w="70"/>
+              <w:right w:type="dxa" w:w="110"/>
+            </w:tcMar>
+          </w:tcPr>
+          <w:p>
+            <w:r>
+              <w:t xml:space="preserve">See what is used up</w:t>
+            </w:r>
+          </w:p>
+        </w:tc>
+        <w:tc>
+          <w:tcPr>
+            <w:tcW w:type="dxa" w:w="5326"/>
+            <w:tcBorders>
+              <w:top w:val="single" w:color="BFBFBF" w:sz="4"/>
+              <w:left w:val="single" w:color="BFBFBF" w:sz="4"/>
+              <w:bottom w:val="single" w:color="BFBFBF" w:sz="4"/>
+              <w:right w:val="single" w:color="BFBFBF" w:sz="4"/>
+            </w:tcBorders>
+            <w:tcMar>
+              <w:top w:type="dxa" w:w="70"/>
+              <w:left w:type="dxa" w:w="110"/>
+              <w:bottom w:type="dxa" w:w="70"/>
+              <w:right w:type="dxa" w:w="110"/>
+            </w:tcMar>
+          </w:tcPr>
+          <w:p>
+            <w:r>
+              <w:t xml:space="preserve">"Show my Instagram usage."</w:t>
+            </w:r>
+          </w:p>
+        </w:tc>
+      </w:tr>
+    </w:tbl>
+    <w:p>
+      <w:pPr>
+        <w:spacing w:after="120"/>
+      </w:pPr>
+    </w:p>
+    <w:p>
+      <w:pPr>
+        <w:pStyle w:val="Heading2"/>
+      </w:pPr>
+      <w:r>
+        <w:t xml:space="preserve">Claude asks before it acts</w:t>
+      </w:r>
+    </w:p>
+    <w:p>
+      <w:pPr>
+        <w:spacing w:after="140"/>
+      </w:pPr>
+      <w:r>
+        <w:t xml:space="preserve">Before anything is published, sent or deleted, Claude shows you exactly what it is about to do and asks for permission. Read it, then choose </w:t>
+      </w:r>
+      <w:r>
+        <w:rPr>
+          <w:b/>
+          <w:bCs/>
+        </w:rPr>
+        <w:t xml:space="preserve">yes</w:t>
+      </w:r>
+      <w:r>
+        <w:t xml:space="preserve"> or </w:t>
+      </w:r>
+      <w:r>
+        <w:rPr>
+          <w:b/>
+          <w:bCs/>
+        </w:rPr>
+        <w:t xml:space="preserve">no</w:t>
+      </w:r>
+      <w:r>
+        <w:t xml:space="preserve">. Reading things (profile, posts, comments, statistics) needs no confirmation of the content, only your approval to use the tool the first time.</w:t>
+      </w:r>
+    </w:p>
+    <w:p>
+      <w:pPr>
+        <w:pStyle w:val="Heading2"/>
+      </w:pPr>
+      <w:r>
+        <w:t xml:space="preserve">Things to know</w:t>
+      </w:r>
+    </w:p>
+    <w:p>
+      <w:pPr>
+        <w:pStyle w:val="ListParagraph"/>
+        <w:numPr>
+          <w:ilvl w:val="0"/>
+          <w:numId w:val="5"/>
+        </w:numPr>
+        <w:spacing w:after="70"/>
+      </w:pPr>
+      <w:r>
+        <w:rPr>
+          <w:b/>
+          <w:bCs/>
+        </w:rPr>
+        <w:t xml:space="preserve">Instagram photos need a web link.</w:t>
+      </w:r>
+      <w:r>
+        <w:t xml:space="preserve"> Instagram only accepts a picture or video that is already on a public web address, not a file on your computer. TikTok videos can come straight from a file.</w:t>
+      </w:r>
+    </w:p>
+    <w:p>
+      <w:pPr>
+        <w:pStyle w:val="ListParagraph"/>
+        <w:numPr>
+          <w:ilvl w:val="0"/>
+          <w:numId w:val="5"/>
+        </w:numPr>
+        <w:spacing w:after="70"/>
+      </w:pPr>
+      <w:r>
+        <w:rPr>
+          <w:b/>
+          <w:bCs/>
+        </w:rPr>
+        <w:t xml:space="preserve">TikTok posts are private at first.</w:t>
+      </w:r>
+      <w:r>
+        <w:t xml:space="preserve"> They stay visible only to you until TikTok has reviewed and audited your app.</w:t>
+      </w:r>
+    </w:p>
+    <w:p>
+      <w:pPr>
+        <w:pStyle w:val="ListParagraph"/>
+        <w:numPr>
+          <w:ilvl w:val="0"/>
+          <w:numId w:val="5"/>
+        </w:numPr>
+        <w:spacing w:after="70"/>
+      </w:pPr>
+      <w:r>
+        <w:rPr>
+          <w:b/>
+          <w:bCs/>
+        </w:rPr>
+        <w:t xml:space="preserve">There are daily limits.</w:t>
+      </w:r>
+      <w:r>
+        <w:t xml:space="preserve"> 25 Instagram posts, 25 Facebook posts, 15 TikTok posts, 20 direct messages and 10 follower downloads per 24 hours. Claude tells you when a limit is reached.</w:t>
+      </w:r>
+    </w:p>
+    <w:p>
+      <w:pPr>
+        <w:pStyle w:val="ListParagraph"/>
+        <w:numPr>
+          <w:ilvl w:val="0"/>
+          <w:numId w:val="5"/>
+        </w:numPr>
+        <w:spacing w:after="70"/>
+      </w:pPr>
+      <w:r>
+        <w:rPr>
+          <w:b/>
+          <w:bCs/>
+        </w:rPr>
+        <w:t xml:space="preserve">No double messages.</w:t>
+      </w:r>
+      <w:r>
+        <w:t xml:space="preserve"> Claude refuses to message a person it has already messaged, unless you clearly say you want to message them again.</w:t>
+      </w:r>
+    </w:p>
+    <w:p>
+      <w:pPr>
+        <w:pStyle w:val="ListParagraph"/>
+        <w:numPr>
+          <w:ilvl w:val="0"/>
+          <w:numId w:val="5"/>
+        </w:numPr>
+        <w:spacing w:after="70"/>
+      </w:pPr>
+      <w:r>
+        <w:rPr>
+          <w:b/>
+          <w:bCs/>
+        </w:rPr>
+        <w:t xml:space="preserve">Followers and direct messages to any user are unofficial.</w:t>
+      </w:r>
+      <w:r>
+        <w:t xml:space="preserve"> Instagram does not approve of them. Use them sparingly and never send the same text to many people.</w:t>
+      </w:r>
+    </w:p>
+    <w:p>
+      <w:pPr>
+        <w:pStyle w:val="Heading2"/>
+      </w:pPr>
+      <w:r>
+        <w:t xml:space="preserve">When something stops working</w:t>
+      </w:r>
+    </w:p>
+    <w:tbl>
+      <w:tblPr>
+        <w:tblW w:type="dxa" w:w="9026"/>
+        <w:tblBorders>
+          <w:top w:val="single" w:color="auto" w:sz="4"/>
+          <w:left w:val="single" w:color="auto" w:sz="4"/>
+          <w:bottom w:val="single" w:color="auto" w:sz="4"/>
+          <w:right w:val="single" w:color="auto" w:sz="4"/>
+          <w:insideH w:val="single" w:color="auto" w:sz="4"/>
+          <w:insideV w:val="single" w:color="auto" w:sz="4"/>
+        </w:tblBorders>
+      </w:tblPr>
+      <w:tblGrid>
+        <w:gridCol w:w="3700"/>
+        <w:gridCol w:w="5326"/>
+      </w:tblGrid>
+      <w:tr>
+        <w:trPr>
+          <w:tblHeader/>
+        </w:trPr>
+        <w:tc>
+          <w:tcPr>
+            <w:tcW w:type="dxa" w:w="3700"/>
+            <w:tcBorders>
+              <w:top w:val="single" w:color="BFBFBF" w:sz="4"/>
+              <w:left w:val="single" w:color="BFBFBF" w:sz="4"/>
+              <w:bottom w:val="single" w:color="BFBFBF" w:sz="4"/>
+              <w:right w:val="single" w:color="BFBFBF" w:sz="4"/>
+            </w:tcBorders>
+            <w:shd w:fill="DCE6F1" w:val="clear"/>
+            <w:tcMar>
+              <w:top w:type="dxa" w:w="70"/>
+              <w:left w:type="dxa" w:w="110"/>
+              <w:bottom w:type="dxa" w:w="70"/>
+              <w:right w:type="dxa" w:w="110"/>
+            </w:tcMar>
+          </w:tcPr>
+          <w:p>
+            <w:r>
+              <w:rPr>
+                <w:b/>
+                <w:bCs/>
+              </w:rPr>
+              <w:t xml:space="preserve">What you see</w:t>
+            </w:r>
+          </w:p>
+        </w:tc>
+        <w:tc>
+          <w:tcPr>
+            <w:tcW w:type="dxa" w:w="5326"/>
+            <w:tcBorders>
+              <w:top w:val="single" w:color="BFBFBF" w:sz="4"/>
+              <w:left w:val="single" w:color="BFBFBF" w:sz="4"/>
+              <w:bottom w:val="single" w:color="BFBFBF" w:sz="4"/>
+              <w:right w:val="single" w:color="BFBFBF" w:sz="4"/>
+            </w:tcBorders>
+            <w:shd w:fill="DCE6F1" w:val="clear"/>
+            <w:tcMar>
+              <w:top w:type="dxa" w:w="70"/>
+              <w:left w:type="dxa" w:w="110"/>
+              <w:bottom w:type="dxa" w:w="70"/>
+              <w:right w:type="dxa" w:w="110"/>
+            </w:tcMar>
+          </w:tcPr>
+          <w:p>
+            <w:r>
+              <w:rPr>
+                <w:b/>
+                <w:bCs/>
+              </w:rPr>
+              <w:t xml:space="preserve">What to do</w:t>
+            </w:r>
+          </w:p>
+        </w:tc>
+      </w:tr>
+      <w:tr>
+        <w:tc>
+          <w:tcPr>
+            <w:tcW w:type="dxa" w:w="3700"/>
+            <w:tcBorders>
+              <w:top w:val="single" w:color="BFBFBF" w:sz="4"/>
+              <w:left w:val="single" w:color="BFBFBF" w:sz="4"/>
+              <w:bottom w:val="single" w:color="BFBFBF" w:sz="4"/>
+              <w:right w:val="single" w:color="BFBFBF" w:sz="4"/>
+            </w:tcBorders>
+            <w:tcMar>
+              <w:top w:type="dxa" w:w="70"/>
+              <w:left w:type="dxa" w:w="110"/>
+              <w:bottom w:type="dxa" w:w="70"/>
+              <w:right w:type="dxa" w:w="110"/>
+            </w:tcMar>
+          </w:tcPr>
+          <w:p>
+            <w:r>
+              <w:t xml:space="preserve">Claude does not know the Instagram tools</w:t>
+            </w:r>
+          </w:p>
+        </w:tc>
+        <w:tc>
+          <w:tcPr>
+            <w:tcW w:type="dxa" w:w="5326"/>
+            <w:tcBorders>
+              <w:top w:val="single" w:color="BFBFBF" w:sz="4"/>
+              <w:left w:val="single" w:color="BFBFBF" w:sz="4"/>
+              <w:bottom w:val="single" w:color="BFBFBF" w:sz="4"/>
+              <w:right w:val="single" w:color="BFBFBF" w:sz="4"/>
+            </w:tcBorders>
+            <w:tcMar>
+              <w:top w:type="dxa" w:w="70"/>
+              <w:left w:type="dxa" w:w="110"/>
+              <w:bottom w:type="dxa" w:w="70"/>
+              <w:right w:type="dxa" w:w="110"/>
+            </w:tcMar>
+          </w:tcPr>
+          <w:p>
+            <w:r>
+              <w:t xml:space="preserve">Type </w:t>
+            </w:r>
+            <w:r>
+              <w:rPr>
+                <w:rFonts w:ascii="Menlo" w:cs="Menlo" w:eastAsia="Menlo" w:hAnsi="Menlo"/>
+                <w:sz w:val="19"/>
+                <w:szCs w:val="19"/>
+              </w:rPr>
+              <w:t xml:space="preserve">/mcp</w:t>
+            </w:r>
+            <w:r>
+              <w:t xml:space="preserve"> and reconnect </w:t>
+            </w:r>
+            <w:r>
+              <w:rPr>
+                <w:b/>
+                <w:bCs/>
+              </w:rPr>
+              <w:t xml:space="preserve">instagram</w:t>
+            </w:r>
+          </w:p>
+        </w:tc>
+      </w:tr>
+      <w:tr>
+        <w:tc>
+          <w:tcPr>
+            <w:tcW w:type="dxa" w:w="3700"/>
+            <w:tcBorders>
+              <w:top w:val="single" w:color="BFBFBF" w:sz="4"/>
+              <w:left w:val="single" w:color="BFBFBF" w:sz="4"/>
+              <w:bottom w:val="single" w:color="BFBFBF" w:sz="4"/>
+              <w:right w:val="single" w:color="BFBFBF" w:sz="4"/>
+            </w:tcBorders>
+            <w:tcMar>
+              <w:top w:type="dxa" w:w="70"/>
+              <w:left w:type="dxa" w:w="110"/>
+              <w:bottom w:type="dxa" w:w="70"/>
+              <w:right w:type="dxa" w:w="110"/>
+            </w:tcMar>
+          </w:tcPr>
+          <w:p>
+            <w:r>
+              <w:t xml:space="preserve">"Token is invalid" or a permission error</w:t>
+            </w:r>
+          </w:p>
+        </w:tc>
+        <w:tc>
+          <w:tcPr>
+            <w:tcW w:type="dxa" w:w="5326"/>
+            <w:tcBorders>
+              <w:top w:val="single" w:color="BFBFBF" w:sz="4"/>
+              <w:left w:val="single" w:color="BFBFBF" w:sz="4"/>
+              <w:bottom w:val="single" w:color="BFBFBF" w:sz="4"/>
+              <w:right w:val="single" w:color="BFBFBF" w:sz="4"/>
+            </w:tcBorders>
+            <w:tcMar>
+              <w:top w:type="dxa" w:w="70"/>
+              <w:left w:type="dxa" w:w="110"/>
+              <w:bottom w:type="dxa" w:w="70"/>
+              <w:right w:type="dxa" w:w="110"/>
+            </w:tcMar>
+          </w:tcPr>
+          <w:p>
+            <w:r>
+              <w:t xml:space="preserve">Say: "Set up the Facebook and Instagram keys again."</w:t>
+            </w:r>
+          </w:p>
+        </w:tc>
+      </w:tr>
+      <w:tr>
+        <w:tc>
+          <w:tcPr>
+            <w:tcW w:type="dxa" w:w="3700"/>
+            <w:tcBorders>
+              <w:top w:val="single" w:color="BFBFBF" w:sz="4"/>
+              <w:left w:val="single" w:color="BFBFBF" w:sz="4"/>
+              <w:bottom w:val="single" w:color="BFBFBF" w:sz="4"/>
+              <w:right w:val="single" w:color="BFBFBF" w:sz="4"/>
+            </w:tcBorders>
+            <w:tcMar>
+              <w:top w:type="dxa" w:w="70"/>
+              <w:left w:type="dxa" w:w="110"/>
+              <w:bottom w:type="dxa" w:w="70"/>
+              <w:right w:type="dxa" w:w="110"/>
+            </w:tcMar>
+          </w:tcPr>
+          <w:p>
+            <w:r>
+              <w:t xml:space="preserve">"Instagram sent a verification code"</w:t>
+            </w:r>
+          </w:p>
+        </w:tc>
+        <w:tc>
+          <w:tcPr>
+            <w:tcW w:type="dxa" w:w="5326"/>
+            <w:tcBorders>
+              <w:top w:val="single" w:color="BFBFBF" w:sz="4"/>
+              <w:left w:val="single" w:color="BFBFBF" w:sz="4"/>
+              <w:bottom w:val="single" w:color="BFBFBF" w:sz="4"/>
+              <w:right w:val="single" w:color="BFBFBF" w:sz="4"/>
+            </w:tcBorders>
+            <w:tcMar>
+              <w:top w:type="dxa" w:w="70"/>
+              <w:left w:type="dxa" w:w="110"/>
+              <w:bottom w:type="dxa" w:w="70"/>
+              <w:right w:type="dxa" w:w="110"/>
+            </w:tcMar>
+          </w:tcPr>
+          <w:p>
+            <w:r>
+              <w:t xml:space="preserve">Say: "Log me in to Instagram again." and type the emailed code in the window that opens</w:t>
+            </w:r>
+          </w:p>
+        </w:tc>
+      </w:tr>
+      <w:tr>
+        <w:tc>
+          <w:tcPr>
+            <w:tcW w:type="dxa" w:w="3700"/>
+            <w:tcBorders>
+              <w:top w:val="single" w:color="BFBFBF" w:sz="4"/>
+              <w:left w:val="single" w:color="BFBFBF" w:sz="4"/>
+              <w:bottom w:val="single" w:color="BFBFBF" w:sz="4"/>
+              <w:right w:val="single" w:color="BFBFBF" w:sz="4"/>
+            </w:tcBorders>
+            <w:tcMar>
+              <w:top w:type="dxa" w:w="70"/>
+              <w:left w:type="dxa" w:w="110"/>
+              <w:bottom w:type="dxa" w:w="70"/>
+              <w:right w:type="dxa" w:w="110"/>
+            </w:tcMar>
+          </w:tcPr>
+          <w:p>
+            <w:r>
+              <w:t xml:space="preserve">"Not logged in to TikTok"</w:t>
+            </w:r>
+          </w:p>
+        </w:tc>
+        <w:tc>
+          <w:tcPr>
+            <w:tcW w:type="dxa" w:w="5326"/>
+            <w:tcBorders>
+              <w:top w:val="single" w:color="BFBFBF" w:sz="4"/>
+              <w:left w:val="single" w:color="BFBFBF" w:sz="4"/>
+              <w:bottom w:val="single" w:color="BFBFBF" w:sz="4"/>
+              <w:right w:val="single" w:color="BFBFBF" w:sz="4"/>
+            </w:tcBorders>
+            <w:tcMar>
+              <w:top w:type="dxa" w:w="70"/>
+              <w:left w:type="dxa" w:w="110"/>
+              <w:bottom w:type="dxa" w:w="70"/>
+              <w:right w:type="dxa" w:w="110"/>
+            </w:tcMar>
+          </w:tcPr>
+          <w:p>
+            <w:r>
+              <w:t xml:space="preserve">Say: "Log me in to TikTok again." and click </w:t>
+            </w:r>
+            <w:r>
+              <w:rPr>
+                <w:b/>
+                <w:bCs/>
+              </w:rPr>
+              <w:t xml:space="preserve">Authorize</w:t>
+            </w:r>
+            <w:r>
+              <w:t xml:space="preserve"> in the browser</w:t>
+            </w:r>
+          </w:p>
+        </w:tc>
+      </w:tr>
+      <w:tr>
+        <w:tc>
+          <w:tcPr>
+            <w:tcW w:type="dxa" w:w="3700"/>
+            <w:tcBorders>
+              <w:top w:val="single" w:color="BFBFBF" w:sz="4"/>
+              <w:left w:val="single" w:color="BFBFBF" w:sz="4"/>
+              <w:bottom w:val="single" w:color="BFBFBF" w:sz="4"/>
+              <w:right w:val="single" w:color="BFBFBF" w:sz="4"/>
+            </w:tcBorders>
+            <w:tcMar>
+              <w:top w:type="dxa" w:w="70"/>
+              <w:left w:type="dxa" w:w="110"/>
+              <w:bottom w:type="dxa" w:w="70"/>
+              <w:right w:type="dxa" w:w="110"/>
+            </w:tcMar>
+          </w:tcPr>
+          <w:p>
+            <w:r>
+              <w:t xml:space="preserve">"Limit reached"</w:t>
+            </w:r>
+          </w:p>
+        </w:tc>
+        <w:tc>
+          <w:tcPr>
+            <w:tcW w:type="dxa" w:w="5326"/>
+            <w:tcBorders>
+              <w:top w:val="single" w:color="BFBFBF" w:sz="4"/>
+              <w:left w:val="single" w:color="BFBFBF" w:sz="4"/>
+              <w:bottom w:val="single" w:color="BFBFBF" w:sz="4"/>
+              <w:right w:val="single" w:color="BFBFBF" w:sz="4"/>
+            </w:tcBorders>
+            <w:tcMar>
+              <w:top w:type="dxa" w:w="70"/>
+              <w:left w:type="dxa" w:w="110"/>
+              <w:bottom w:type="dxa" w:w="70"/>
+              <w:right w:type="dxa" w:w="110"/>
+            </w:tcMar>
+          </w:tcPr>
+          <w:p>
+            <w:r>
+              <w:t xml:space="preserve">Wait, or ask "Show my Instagram usage."</w:t>
+            </w:r>
+          </w:p>
+        </w:tc>
+      </w:tr>
+      <w:tr>
+        <w:tc>
+          <w:tcPr>
+            <w:tcW w:type="dxa" w:w="3700"/>
+            <w:tcBorders>
+              <w:top w:val="single" w:color="BFBFBF" w:sz="4"/>
+              <w:left w:val="single" w:color="BFBFBF" w:sz="4"/>
+              <w:bottom w:val="single" w:color="BFBFBF" w:sz="4"/>
+              <w:right w:val="single" w:color="BFBFBF" w:sz="4"/>
+            </w:tcBorders>
+            <w:tcMar>
+              <w:top w:type="dxa" w:w="70"/>
+              <w:left w:type="dxa" w:w="110"/>
+              <w:bottom w:type="dxa" w:w="70"/>
+              <w:right w:type="dxa" w:w="110"/>
+            </w:tcMar>
+          </w:tcPr>
+          <w:p>
+            <w:r>
+              <w:t xml:space="preserve">Anything else</w:t>
+            </w:r>
+          </w:p>
+        </w:tc>
+        <w:tc>
+          <w:tcPr>
+            <w:tcW w:type="dxa" w:w="5326"/>
+            <w:tcBorders>
+              <w:top w:val="single" w:color="BFBFBF" w:sz="4"/>
+              <w:left w:val="single" w:color="BFBFBF" w:sz="4"/>
+              <w:bottom w:val="single" w:color="BFBFBF" w:sz="4"/>
+              <w:right w:val="single" w:color="BFBFBF" w:sz="4"/>
+            </w:tcBorders>
+            <w:tcMar>
+              <w:top w:type="dxa" w:w="70"/>
+              <w:left w:type="dxa" w:w="110"/>
+              <w:bottom w:type="dxa" w:w="70"/>
+              <w:right w:type="dxa" w:w="110"/>
+            </w:tcMar>
+          </w:tcPr>
+          <w:p>
+            <w:r>
+              <w:t xml:space="preserve">Say: "Check what is missing in my setup."</w:t>
+            </w:r>
+          </w:p>
+        </w:tc>
+      </w:tr>
+    </w:tbl>
+    <w:p>
+      <w:pPr>
+        <w:spacing w:after="120"/>
+      </w:pPr>
     </w:p>
     <w:sectPr>
       <w:footerReference w:type="default" r:id="rId6"/>
@@ -4307,13 +6368,13 @@
     </w:lvlOverride>
   </w:num>
   <w:num w:numId="4">
-    <w:abstractNumId w:val="2"/>
+    <w:abstractNumId w:val="3"/>
     <w:lvlOverride w:ilvl="0">
       <w:startOverride w:val="1"/>
     </w:lvlOverride>
   </w:num>
   <w:num w:numId="5">
-    <w:abstractNumId w:val="3"/>
+    <w:abstractNumId w:val="2"/>
     <w:lvlOverride w:ilvl="0">
       <w:startOverride w:val="1"/>
     </w:lvlOverride>
@@ -4337,6 +6398,12 @@
     </w:lvlOverride>
   </w:num>
   <w:num w:numId="9">
+    <w:abstractNumId w:val="3"/>
+    <w:lvlOverride w:ilvl="0">
+      <w:startOverride w:val="1"/>
+    </w:lvlOverride>
+  </w:num>
+  <w:num w:numId="10">
     <w:abstractNumId w:val="3"/>
     <w:lvlOverride w:ilvl="0">
       <w:startOverride w:val="1"/>
